--- a/auto_bulletin/template5.docx
+++ b/auto_bulletin/template5.docx
@@ -1,6 +1,6 @@
 
 <file path=word/document.xml><?xml version="1.0" encoding="utf-8"?>
-<w:document xmlns:wpc="http://schemas.microsoft.com/office/word/2010/wordprocessingCanvas" xmlns:cx="http://schemas.microsoft.com/office/drawing/2014/chartex" xmlns:cx1="http://schemas.microsoft.com/office/drawing/2015/9/8/chartex" xmlns:cx2="http://schemas.microsoft.com/office/drawing/2015/10/21/chartex" xmlns:cx3="http://schemas.microsoft.com/office/drawing/2016/5/9/chartex" xmlns:cx4="http://schemas.microsoft.com/office/drawing/2016/5/10/chartex" xmlns:cx5="http://schemas.microsoft.com/office/drawing/2016/5/11/chartex" xmlns:cx6="http://schemas.microsoft.com/office/drawing/2016/5/12/chartex" xmlns:cx7="http://schemas.microsoft.com/office/drawing/2016/5/13/chartex" xmlns:cx8="http://schemas.microsoft.com/office/drawing/2016/5/14/chartex" xmlns:mc="http://schemas.openxmlformats.org/markup-compatibility/2006" xmlns:aink="http://schemas.microsoft.com/office/drawing/2016/ink" xmlns:am3d="http://schemas.microsoft.com/office/drawing/2017/model3d" xmlns:o="urn:schemas-microsoft-com:office:office" xmlns:oel="http://schemas.microsoft.com/office/2019/extlst" xmlns:r="http://schemas.openxmlformats.org/officeDocument/2006/relationships" xmlns:m="http://schemas.openxmlformats.org/officeDocument/2006/math" xmlns:v="urn:schemas-microsoft-com:vml" xmlns:wp14="http://schemas.microsoft.com/office/word/2010/wordprocessingDrawing" xmlns:wp="http://schemas.openxmlformats.org/drawingml/2006/wordprocessingDrawing" xmlns:w10="urn:schemas-microsoft-com:office:word" xmlns:w="http://schemas.openxmlformats.org/wordprocessingml/2006/main" xmlns:w14="http://schemas.microsoft.com/office/word/2010/wordml" xmlns:w15="http://schemas.microsoft.com/office/word/2012/wordml" xmlns:w16cex="http://schemas.microsoft.com/office/word/2018/wordml/cex" xmlns:w16cid="http://schemas.microsoft.com/office/word/2016/wordml/cid" xmlns:w16="http://schemas.microsoft.com/office/word/2018/wordml" xmlns:w16sdtdh="http://schemas.microsoft.com/office/word/2020/wordml/sdtdatahash" xmlns:w16se="http://schemas.microsoft.com/office/word/2015/wordml/symex" xmlns:wpg="http://schemas.microsoft.com/office/word/2010/wordprocessingGroup" xmlns:wpi="http://schemas.microsoft.com/office/word/2010/wordprocessingInk" xmlns:wne="http://schemas.microsoft.com/office/word/2006/wordml" xmlns:wps="http://schemas.microsoft.com/office/word/2010/wordprocessingShape" mc:Ignorable="w14 w15 w16se w16cid w16 w16cex w16sdtdh wp14">
+<w:document xmlns:wpc="http://schemas.microsoft.com/office/word/2010/wordprocessingCanvas" xmlns:cx="http://schemas.microsoft.com/office/drawing/2014/chartex" xmlns:cx1="http://schemas.microsoft.com/office/drawing/2015/9/8/chartex" xmlns:cx2="http://schemas.microsoft.com/office/drawing/2015/10/21/chartex" xmlns:cx3="http://schemas.microsoft.com/office/drawing/2016/5/9/chartex" xmlns:cx4="http://schemas.microsoft.com/office/drawing/2016/5/10/chartex" xmlns:cx5="http://schemas.microsoft.com/office/drawing/2016/5/11/chartex" xmlns:cx6="http://schemas.microsoft.com/office/drawing/2016/5/12/chartex" xmlns:cx7="http://schemas.microsoft.com/office/drawing/2016/5/13/chartex" xmlns:cx8="http://schemas.microsoft.com/office/drawing/2016/5/14/chartex" xmlns:mc="http://schemas.openxmlformats.org/markup-compatibility/2006" xmlns:aink="http://schemas.microsoft.com/office/drawing/2016/ink" xmlns:am3d="http://schemas.microsoft.com/office/drawing/2017/model3d" xmlns:o="urn:schemas-microsoft-com:office:office" xmlns:oel="http://schemas.microsoft.com/office/2019/extlst" xmlns:r="http://schemas.openxmlformats.org/officeDocument/2006/relationships" xmlns:m="http://schemas.openxmlformats.org/officeDocument/2006/math" xmlns:v="urn:schemas-microsoft-com:vml" xmlns:wp14="http://schemas.microsoft.com/office/word/2010/wordprocessingDrawing" xmlns:wp="http://schemas.openxmlformats.org/drawingml/2006/wordprocessingDrawing" xmlns:w10="urn:schemas-microsoft-com:office:word" xmlns:w="http://schemas.openxmlformats.org/wordprocessingml/2006/main" xmlns:w14="http://schemas.microsoft.com/office/word/2010/wordml" xmlns:w15="http://schemas.microsoft.com/office/word/2012/wordml" xmlns:w16cex="http://schemas.microsoft.com/office/word/2018/wordml/cex" xmlns:w16cid="http://schemas.microsoft.com/office/word/2016/wordml/cid" xmlns:w16="http://schemas.microsoft.com/office/word/2018/wordml" xmlns:w16du="http://schemas.microsoft.com/office/word/2023/wordml/word16du" xmlns:w16sdtdh="http://schemas.microsoft.com/office/word/2020/wordml/sdtdatahash" xmlns:w16sdtfl="http://schemas.microsoft.com/office/word/2024/wordml/sdtformatlock" xmlns:w16se="http://schemas.microsoft.com/office/word/2015/wordml/symex" xmlns:wpg="http://schemas.microsoft.com/office/word/2010/wordprocessingGroup" xmlns:wpi="http://schemas.microsoft.com/office/word/2010/wordprocessingInk" xmlns:wne="http://schemas.microsoft.com/office/word/2006/wordml" xmlns:wps="http://schemas.microsoft.com/office/word/2010/wordprocessingShape" mc:Ignorable="w14 w15 w16se w16cid w16 w16cex w16sdtdh w16sdtfl w16du wp14">
   <w:body>
     <w:p>
       <w:pPr>
@@ -443,7 +443,6 @@
                 <w:lang w:val="en-US" w:bidi="ar-SA"/>
               </w:rPr>
             </w:pPr>
-            <w:proofErr w:type="spellStart"/>
             <w:r>
               <w:rPr>
                 <w:rFonts w:eastAsiaTheme="minorHAnsi" w:cs="Arial"/>
@@ -455,7 +454,6 @@
               </w:rPr>
               <w:t>Risque</w:t>
             </w:r>
-            <w:proofErr w:type="spellEnd"/>
           </w:p>
         </w:tc>
         <w:tc>
@@ -853,7 +851,6 @@
               </w:rPr>
               <w:t>[</w:t>
             </w:r>
-            <w:proofErr w:type="spellStart"/>
             <w:r>
               <w:rPr>
                 <w:b/>
@@ -862,7 +859,6 @@
               </w:rPr>
               <w:t>Delai</w:t>
             </w:r>
-            <w:proofErr w:type="spellEnd"/>
             <w:r>
               <w:rPr>
                 <w:b/>
@@ -1122,10 +1118,7 @@
     <w:p>
       <w:pPr>
         <w:rPr>
-          <w:rFonts w:ascii="Calibri" w:eastAsia="Times New Roman" w:hAnsi="Calibri" w:cs="Calibri"/>
-          <w:color w:val="auto"/>
-          <w:szCs w:val="22"/>
-          <w:lang w:val="en-US" w:bidi="ar-SA"/>
+          <w:sz w:val="20"/>
         </w:rPr>
       </w:pPr>
       <w:r>
@@ -1142,21 +1135,55 @@
         <w:t xml:space="preserve">     </w:t>
       </w:r>
     </w:p>
+    <w:tbl>
+      <w:tblPr>
+        <w:tblStyle w:val="TableGrid"/>
+        <w:tblW w:w="8370" w:type="dxa"/>
+        <w:tblInd w:w="625" w:type="dxa"/>
+        <w:tblBorders>
+          <w:top w:val="none" w:sz="0" w:space="0" w:color="auto"/>
+          <w:left w:val="none" w:sz="0" w:space="0" w:color="auto"/>
+          <w:bottom w:val="none" w:sz="0" w:space="0" w:color="auto"/>
+          <w:right w:val="none" w:sz="0" w:space="0" w:color="auto"/>
+          <w:insideH w:val="none" w:sz="0" w:space="0" w:color="auto"/>
+          <w:insideV w:val="none" w:sz="0" w:space="0" w:color="auto"/>
+        </w:tblBorders>
+        <w:tblLook w:val="04A0" w:firstRow="1" w:lastRow="0" w:firstColumn="1" w:lastColumn="0" w:noHBand="0" w:noVBand="1"/>
+      </w:tblPr>
+      <w:tblGrid>
+        <w:gridCol w:w="8370"/>
+      </w:tblGrid>
+      <w:tr>
+        <w:tc>
+          <w:tcPr>
+            <w:tcW w:w="8370" w:type="dxa"/>
+          </w:tcPr>
+          <w:p>
+            <w:pPr>
+              <w:rPr>
+                <w:rFonts w:ascii="Calibri" w:eastAsia="Times New Roman" w:hAnsi="Calibri" w:cs="Calibri"/>
+                <w:color w:val="auto"/>
+                <w:szCs w:val="22"/>
+                <w:lang w:val="fr-FR" w:bidi="ar-SA"/>
+              </w:rPr>
+            </w:pPr>
+            <w:r>
+              <w:rPr>
+                <w:sz w:val="20"/>
+                <w:lang w:val="fr-FR"/>
+              </w:rPr>
+              <w:t>[Mitigations]</w:t>
+            </w:r>
+          </w:p>
+        </w:tc>
+      </w:tr>
+    </w:tbl>
     <w:p>
       <w:pPr>
-        <w:rPr>
-          <w:rFonts w:ascii="Calibri" w:eastAsia="Times New Roman" w:hAnsi="Calibri" w:cs="Calibri"/>
-          <w:color w:val="auto"/>
-          <w:szCs w:val="22"/>
-          <w:lang w:val="en-US" w:bidi="ar-SA"/>
-        </w:rPr>
-      </w:pPr>
-      <w:r>
         <w:rPr>
           <w:sz w:val="20"/>
         </w:rPr>
-        <w:t>[Mitigations]</w:t>
-      </w:r>
+      </w:pPr>
     </w:p>
     <w:p>
       <w:pPr>
@@ -1693,7 +1720,7 @@
 </file>
 
 <file path=word/endnotes.xml><?xml version="1.0" encoding="utf-8"?>
-<w:endnotes xmlns:wpc="http://schemas.microsoft.com/office/word/2010/wordprocessingCanvas" xmlns:cx="http://schemas.microsoft.com/office/drawing/2014/chartex" xmlns:cx1="http://schemas.microsoft.com/office/drawing/2015/9/8/chartex" xmlns:cx2="http://schemas.microsoft.com/office/drawing/2015/10/21/chartex" xmlns:cx3="http://schemas.microsoft.com/office/drawing/2016/5/9/chartex" xmlns:cx4="http://schemas.microsoft.com/office/drawing/2016/5/10/chartex" xmlns:cx5="http://schemas.microsoft.com/office/drawing/2016/5/11/chartex" xmlns:cx6="http://schemas.microsoft.com/office/drawing/2016/5/12/chartex" xmlns:cx7="http://schemas.microsoft.com/office/drawing/2016/5/13/chartex" xmlns:cx8="http://schemas.microsoft.com/office/drawing/2016/5/14/chartex" xmlns:mc="http://schemas.openxmlformats.org/markup-compatibility/2006" xmlns:aink="http://schemas.microsoft.com/office/drawing/2016/ink" xmlns:am3d="http://schemas.microsoft.com/office/drawing/2017/model3d" xmlns:o="urn:schemas-microsoft-com:office:office" xmlns:oel="http://schemas.microsoft.com/office/2019/extlst" xmlns:r="http://schemas.openxmlformats.org/officeDocument/2006/relationships" xmlns:m="http://schemas.openxmlformats.org/officeDocument/2006/math" xmlns:v="urn:schemas-microsoft-com:vml" xmlns:wp14="http://schemas.microsoft.com/office/word/2010/wordprocessingDrawing" xmlns:wp="http://schemas.openxmlformats.org/drawingml/2006/wordprocessingDrawing" xmlns:w10="urn:schemas-microsoft-com:office:word" xmlns:w="http://schemas.openxmlformats.org/wordprocessingml/2006/main" xmlns:w14="http://schemas.microsoft.com/office/word/2010/wordml" xmlns:w15="http://schemas.microsoft.com/office/word/2012/wordml" xmlns:w16cex="http://schemas.microsoft.com/office/word/2018/wordml/cex" xmlns:w16cid="http://schemas.microsoft.com/office/word/2016/wordml/cid" xmlns:w16="http://schemas.microsoft.com/office/word/2018/wordml" xmlns:w16sdtdh="http://schemas.microsoft.com/office/word/2020/wordml/sdtdatahash" xmlns:w16se="http://schemas.microsoft.com/office/word/2015/wordml/symex" xmlns:wpg="http://schemas.microsoft.com/office/word/2010/wordprocessingGroup" xmlns:wpi="http://schemas.microsoft.com/office/word/2010/wordprocessingInk" xmlns:wne="http://schemas.microsoft.com/office/word/2006/wordml" xmlns:wps="http://schemas.microsoft.com/office/word/2010/wordprocessingShape" mc:Ignorable="w14 w15 w16se w16cid w16 w16cex w16sdtdh wp14">
+<w:endnotes xmlns:wpc="http://schemas.microsoft.com/office/word/2010/wordprocessingCanvas" xmlns:cx="http://schemas.microsoft.com/office/drawing/2014/chartex" xmlns:cx1="http://schemas.microsoft.com/office/drawing/2015/9/8/chartex" xmlns:cx2="http://schemas.microsoft.com/office/drawing/2015/10/21/chartex" xmlns:cx3="http://schemas.microsoft.com/office/drawing/2016/5/9/chartex" xmlns:cx4="http://schemas.microsoft.com/office/drawing/2016/5/10/chartex" xmlns:cx5="http://schemas.microsoft.com/office/drawing/2016/5/11/chartex" xmlns:cx6="http://schemas.microsoft.com/office/drawing/2016/5/12/chartex" xmlns:cx7="http://schemas.microsoft.com/office/drawing/2016/5/13/chartex" xmlns:cx8="http://schemas.microsoft.com/office/drawing/2016/5/14/chartex" xmlns:mc="http://schemas.openxmlformats.org/markup-compatibility/2006" xmlns:aink="http://schemas.microsoft.com/office/drawing/2016/ink" xmlns:am3d="http://schemas.microsoft.com/office/drawing/2017/model3d" xmlns:o="urn:schemas-microsoft-com:office:office" xmlns:oel="http://schemas.microsoft.com/office/2019/extlst" xmlns:r="http://schemas.openxmlformats.org/officeDocument/2006/relationships" xmlns:m="http://schemas.openxmlformats.org/officeDocument/2006/math" xmlns:v="urn:schemas-microsoft-com:vml" xmlns:wp14="http://schemas.microsoft.com/office/word/2010/wordprocessingDrawing" xmlns:wp="http://schemas.openxmlformats.org/drawingml/2006/wordprocessingDrawing" xmlns:w10="urn:schemas-microsoft-com:office:word" xmlns:w="http://schemas.openxmlformats.org/wordprocessingml/2006/main" xmlns:w14="http://schemas.microsoft.com/office/word/2010/wordml" xmlns:w15="http://schemas.microsoft.com/office/word/2012/wordml" xmlns:w16cex="http://schemas.microsoft.com/office/word/2018/wordml/cex" xmlns:w16cid="http://schemas.microsoft.com/office/word/2016/wordml/cid" xmlns:w16="http://schemas.microsoft.com/office/word/2018/wordml" xmlns:w16du="http://schemas.microsoft.com/office/word/2023/wordml/word16du" xmlns:w16sdtdh="http://schemas.microsoft.com/office/word/2020/wordml/sdtdatahash" xmlns:w16sdtfl="http://schemas.microsoft.com/office/word/2024/wordml/sdtformatlock" xmlns:w16se="http://schemas.microsoft.com/office/word/2015/wordml/symex" xmlns:wpg="http://schemas.microsoft.com/office/word/2010/wordprocessingGroup" xmlns:wpi="http://schemas.microsoft.com/office/word/2010/wordprocessingInk" xmlns:wne="http://schemas.microsoft.com/office/word/2006/wordml" xmlns:wps="http://schemas.microsoft.com/office/word/2010/wordprocessingShape" mc:Ignorable="w14 w15 w16se w16cid w16 w16cex w16sdtdh w16sdtfl w16du wp14">
   <w:endnote w:type="separator" w:id="-1">
     <w:p>
       <w:r>
@@ -1715,7 +1742,7 @@
 </file>
 
 <file path=word/footer1.xml><?xml version="1.0" encoding="utf-8"?>
-<w:ftr xmlns:wpc="http://schemas.microsoft.com/office/word/2010/wordprocessingCanvas" xmlns:cx="http://schemas.microsoft.com/office/drawing/2014/chartex" xmlns:cx1="http://schemas.microsoft.com/office/drawing/2015/9/8/chartex" xmlns:cx2="http://schemas.microsoft.com/office/drawing/2015/10/21/chartex" xmlns:cx3="http://schemas.microsoft.com/office/drawing/2016/5/9/chartex" xmlns:cx4="http://schemas.microsoft.com/office/drawing/2016/5/10/chartex" xmlns:cx5="http://schemas.microsoft.com/office/drawing/2016/5/11/chartex" xmlns:cx6="http://schemas.microsoft.com/office/drawing/2016/5/12/chartex" xmlns:cx7="http://schemas.microsoft.com/office/drawing/2016/5/13/chartex" xmlns:cx8="http://schemas.microsoft.com/office/drawing/2016/5/14/chartex" xmlns:mc="http://schemas.openxmlformats.org/markup-compatibility/2006" xmlns:aink="http://schemas.microsoft.com/office/drawing/2016/ink" xmlns:am3d="http://schemas.microsoft.com/office/drawing/2017/model3d" xmlns:o="urn:schemas-microsoft-com:office:office" xmlns:oel="http://schemas.microsoft.com/office/2019/extlst" xmlns:r="http://schemas.openxmlformats.org/officeDocument/2006/relationships" xmlns:m="http://schemas.openxmlformats.org/officeDocument/2006/math" xmlns:v="urn:schemas-microsoft-com:vml" xmlns:wp14="http://schemas.microsoft.com/office/word/2010/wordprocessingDrawing" xmlns:wp="http://schemas.openxmlformats.org/drawingml/2006/wordprocessingDrawing" xmlns:w10="urn:schemas-microsoft-com:office:word" xmlns:w="http://schemas.openxmlformats.org/wordprocessingml/2006/main" xmlns:w14="http://schemas.microsoft.com/office/word/2010/wordml" xmlns:w15="http://schemas.microsoft.com/office/word/2012/wordml" xmlns:w16cex="http://schemas.microsoft.com/office/word/2018/wordml/cex" xmlns:w16cid="http://schemas.microsoft.com/office/word/2016/wordml/cid" xmlns:w16="http://schemas.microsoft.com/office/word/2018/wordml" xmlns:w16sdtdh="http://schemas.microsoft.com/office/word/2020/wordml/sdtdatahash" xmlns:w16se="http://schemas.microsoft.com/office/word/2015/wordml/symex" xmlns:wpg="http://schemas.microsoft.com/office/word/2010/wordprocessingGroup" xmlns:wpi="http://schemas.microsoft.com/office/word/2010/wordprocessingInk" xmlns:wne="http://schemas.microsoft.com/office/word/2006/wordml" xmlns:wps="http://schemas.microsoft.com/office/word/2010/wordprocessingShape" mc:Ignorable="w14 w15 w16se w16cid w16 w16cex w16sdtdh wp14">
+<w:ftr xmlns:wpc="http://schemas.microsoft.com/office/word/2010/wordprocessingCanvas" xmlns:cx="http://schemas.microsoft.com/office/drawing/2014/chartex" xmlns:cx1="http://schemas.microsoft.com/office/drawing/2015/9/8/chartex" xmlns:cx2="http://schemas.microsoft.com/office/drawing/2015/10/21/chartex" xmlns:cx3="http://schemas.microsoft.com/office/drawing/2016/5/9/chartex" xmlns:cx4="http://schemas.microsoft.com/office/drawing/2016/5/10/chartex" xmlns:cx5="http://schemas.microsoft.com/office/drawing/2016/5/11/chartex" xmlns:cx6="http://schemas.microsoft.com/office/drawing/2016/5/12/chartex" xmlns:cx7="http://schemas.microsoft.com/office/drawing/2016/5/13/chartex" xmlns:cx8="http://schemas.microsoft.com/office/drawing/2016/5/14/chartex" xmlns:mc="http://schemas.openxmlformats.org/markup-compatibility/2006" xmlns:aink="http://schemas.microsoft.com/office/drawing/2016/ink" xmlns:am3d="http://schemas.microsoft.com/office/drawing/2017/model3d" xmlns:o="urn:schemas-microsoft-com:office:office" xmlns:oel="http://schemas.microsoft.com/office/2019/extlst" xmlns:r="http://schemas.openxmlformats.org/officeDocument/2006/relationships" xmlns:m="http://schemas.openxmlformats.org/officeDocument/2006/math" xmlns:v="urn:schemas-microsoft-com:vml" xmlns:wp14="http://schemas.microsoft.com/office/word/2010/wordprocessingDrawing" xmlns:wp="http://schemas.openxmlformats.org/drawingml/2006/wordprocessingDrawing" xmlns:w10="urn:schemas-microsoft-com:office:word" xmlns:w="http://schemas.openxmlformats.org/wordprocessingml/2006/main" xmlns:w14="http://schemas.microsoft.com/office/word/2010/wordml" xmlns:w15="http://schemas.microsoft.com/office/word/2012/wordml" xmlns:w16cex="http://schemas.microsoft.com/office/word/2018/wordml/cex" xmlns:w16cid="http://schemas.microsoft.com/office/word/2016/wordml/cid" xmlns:w16="http://schemas.microsoft.com/office/word/2018/wordml" xmlns:w16du="http://schemas.microsoft.com/office/word/2023/wordml/word16du" xmlns:w16sdtdh="http://schemas.microsoft.com/office/word/2020/wordml/sdtdatahash" xmlns:w16sdtfl="http://schemas.microsoft.com/office/word/2024/wordml/sdtformatlock" xmlns:w16se="http://schemas.microsoft.com/office/word/2015/wordml/symex" xmlns:wpg="http://schemas.microsoft.com/office/word/2010/wordprocessingGroup" xmlns:wpi="http://schemas.microsoft.com/office/word/2010/wordprocessingInk" xmlns:wne="http://schemas.microsoft.com/office/word/2006/wordml" xmlns:wps="http://schemas.microsoft.com/office/word/2010/wordprocessingShape" mc:Ignorable="w14 w15 w16se w16cid w16 w16cex w16sdtdh w16sdtfl w16du wp14">
   <w:p>
     <w:pPr>
       <w:pStyle w:val="Footer0"/>
@@ -1907,7 +1934,7 @@
 </file>
 
 <file path=word/footer2.xml><?xml version="1.0" encoding="utf-8"?>
-<w:ftr xmlns:wpc="http://schemas.microsoft.com/office/word/2010/wordprocessingCanvas" xmlns:cx="http://schemas.microsoft.com/office/drawing/2014/chartex" xmlns:cx1="http://schemas.microsoft.com/office/drawing/2015/9/8/chartex" xmlns:cx2="http://schemas.microsoft.com/office/drawing/2015/10/21/chartex" xmlns:cx3="http://schemas.microsoft.com/office/drawing/2016/5/9/chartex" xmlns:cx4="http://schemas.microsoft.com/office/drawing/2016/5/10/chartex" xmlns:cx5="http://schemas.microsoft.com/office/drawing/2016/5/11/chartex" xmlns:cx6="http://schemas.microsoft.com/office/drawing/2016/5/12/chartex" xmlns:cx7="http://schemas.microsoft.com/office/drawing/2016/5/13/chartex" xmlns:cx8="http://schemas.microsoft.com/office/drawing/2016/5/14/chartex" xmlns:mc="http://schemas.openxmlformats.org/markup-compatibility/2006" xmlns:aink="http://schemas.microsoft.com/office/drawing/2016/ink" xmlns:am3d="http://schemas.microsoft.com/office/drawing/2017/model3d" xmlns:o="urn:schemas-microsoft-com:office:office" xmlns:oel="http://schemas.microsoft.com/office/2019/extlst" xmlns:r="http://schemas.openxmlformats.org/officeDocument/2006/relationships" xmlns:m="http://schemas.openxmlformats.org/officeDocument/2006/math" xmlns:v="urn:schemas-microsoft-com:vml" xmlns:wp14="http://schemas.microsoft.com/office/word/2010/wordprocessingDrawing" xmlns:wp="http://schemas.openxmlformats.org/drawingml/2006/wordprocessingDrawing" xmlns:w10="urn:schemas-microsoft-com:office:word" xmlns:w="http://schemas.openxmlformats.org/wordprocessingml/2006/main" xmlns:w14="http://schemas.microsoft.com/office/word/2010/wordml" xmlns:w15="http://schemas.microsoft.com/office/word/2012/wordml" xmlns:w16cex="http://schemas.microsoft.com/office/word/2018/wordml/cex" xmlns:w16cid="http://schemas.microsoft.com/office/word/2016/wordml/cid" xmlns:w16="http://schemas.microsoft.com/office/word/2018/wordml" xmlns:w16sdtdh="http://schemas.microsoft.com/office/word/2020/wordml/sdtdatahash" xmlns:w16se="http://schemas.microsoft.com/office/word/2015/wordml/symex" xmlns:wpg="http://schemas.microsoft.com/office/word/2010/wordprocessingGroup" xmlns:wpi="http://schemas.microsoft.com/office/word/2010/wordprocessingInk" xmlns:wne="http://schemas.microsoft.com/office/word/2006/wordml" xmlns:wps="http://schemas.microsoft.com/office/word/2010/wordprocessingShape" mc:Ignorable="w14 w15 w16se w16cid w16 w16cex w16sdtdh wp14">
+<w:ftr xmlns:wpc="http://schemas.microsoft.com/office/word/2010/wordprocessingCanvas" xmlns:cx="http://schemas.microsoft.com/office/drawing/2014/chartex" xmlns:cx1="http://schemas.microsoft.com/office/drawing/2015/9/8/chartex" xmlns:cx2="http://schemas.microsoft.com/office/drawing/2015/10/21/chartex" xmlns:cx3="http://schemas.microsoft.com/office/drawing/2016/5/9/chartex" xmlns:cx4="http://schemas.microsoft.com/office/drawing/2016/5/10/chartex" xmlns:cx5="http://schemas.microsoft.com/office/drawing/2016/5/11/chartex" xmlns:cx6="http://schemas.microsoft.com/office/drawing/2016/5/12/chartex" xmlns:cx7="http://schemas.microsoft.com/office/drawing/2016/5/13/chartex" xmlns:cx8="http://schemas.microsoft.com/office/drawing/2016/5/14/chartex" xmlns:mc="http://schemas.openxmlformats.org/markup-compatibility/2006" xmlns:aink="http://schemas.microsoft.com/office/drawing/2016/ink" xmlns:am3d="http://schemas.microsoft.com/office/drawing/2017/model3d" xmlns:o="urn:schemas-microsoft-com:office:office" xmlns:oel="http://schemas.microsoft.com/office/2019/extlst" xmlns:r="http://schemas.openxmlformats.org/officeDocument/2006/relationships" xmlns:m="http://schemas.openxmlformats.org/officeDocument/2006/math" xmlns:v="urn:schemas-microsoft-com:vml" xmlns:wp14="http://schemas.microsoft.com/office/word/2010/wordprocessingDrawing" xmlns:wp="http://schemas.openxmlformats.org/drawingml/2006/wordprocessingDrawing" xmlns:w10="urn:schemas-microsoft-com:office:word" xmlns:w="http://schemas.openxmlformats.org/wordprocessingml/2006/main" xmlns:w14="http://schemas.microsoft.com/office/word/2010/wordml" xmlns:w15="http://schemas.microsoft.com/office/word/2012/wordml" xmlns:w16cex="http://schemas.microsoft.com/office/word/2018/wordml/cex" xmlns:w16cid="http://schemas.microsoft.com/office/word/2016/wordml/cid" xmlns:w16="http://schemas.microsoft.com/office/word/2018/wordml" xmlns:w16du="http://schemas.microsoft.com/office/word/2023/wordml/word16du" xmlns:w16sdtdh="http://schemas.microsoft.com/office/word/2020/wordml/sdtdatahash" xmlns:w16sdtfl="http://schemas.microsoft.com/office/word/2024/wordml/sdtformatlock" xmlns:w16se="http://schemas.microsoft.com/office/word/2015/wordml/symex" xmlns:wpg="http://schemas.microsoft.com/office/word/2010/wordprocessingGroup" xmlns:wpi="http://schemas.microsoft.com/office/word/2010/wordprocessingInk" xmlns:wne="http://schemas.microsoft.com/office/word/2006/wordml" xmlns:wps="http://schemas.microsoft.com/office/word/2010/wordprocessingShape" mc:Ignorable="w14 w15 w16se w16cid w16 w16cex w16sdtdh w16sdtfl w16du wp14">
   <w:tbl>
     <w:tblPr>
       <w:tblStyle w:val="DXCTable"/>
@@ -2006,7 +2033,7 @@
 </file>
 
 <file path=word/footer3.xml><?xml version="1.0" encoding="utf-8"?>
-<w:ftr xmlns:wpc="http://schemas.microsoft.com/office/word/2010/wordprocessingCanvas" xmlns:cx="http://schemas.microsoft.com/office/drawing/2014/chartex" xmlns:cx1="http://schemas.microsoft.com/office/drawing/2015/9/8/chartex" xmlns:cx2="http://schemas.microsoft.com/office/drawing/2015/10/21/chartex" xmlns:cx3="http://schemas.microsoft.com/office/drawing/2016/5/9/chartex" xmlns:cx4="http://schemas.microsoft.com/office/drawing/2016/5/10/chartex" xmlns:cx5="http://schemas.microsoft.com/office/drawing/2016/5/11/chartex" xmlns:cx6="http://schemas.microsoft.com/office/drawing/2016/5/12/chartex" xmlns:cx7="http://schemas.microsoft.com/office/drawing/2016/5/13/chartex" xmlns:cx8="http://schemas.microsoft.com/office/drawing/2016/5/14/chartex" xmlns:mc="http://schemas.openxmlformats.org/markup-compatibility/2006" xmlns:aink="http://schemas.microsoft.com/office/drawing/2016/ink" xmlns:am3d="http://schemas.microsoft.com/office/drawing/2017/model3d" xmlns:o="urn:schemas-microsoft-com:office:office" xmlns:oel="http://schemas.microsoft.com/office/2019/extlst" xmlns:r="http://schemas.openxmlformats.org/officeDocument/2006/relationships" xmlns:m="http://schemas.openxmlformats.org/officeDocument/2006/math" xmlns:v="urn:schemas-microsoft-com:vml" xmlns:wp14="http://schemas.microsoft.com/office/word/2010/wordprocessingDrawing" xmlns:wp="http://schemas.openxmlformats.org/drawingml/2006/wordprocessingDrawing" xmlns:w10="urn:schemas-microsoft-com:office:word" xmlns:w="http://schemas.openxmlformats.org/wordprocessingml/2006/main" xmlns:w14="http://schemas.microsoft.com/office/word/2010/wordml" xmlns:w15="http://schemas.microsoft.com/office/word/2012/wordml" xmlns:w16cex="http://schemas.microsoft.com/office/word/2018/wordml/cex" xmlns:w16cid="http://schemas.microsoft.com/office/word/2016/wordml/cid" xmlns:w16="http://schemas.microsoft.com/office/word/2018/wordml" xmlns:w16sdtdh="http://schemas.microsoft.com/office/word/2020/wordml/sdtdatahash" xmlns:w16se="http://schemas.microsoft.com/office/word/2015/wordml/symex" xmlns:wpg="http://schemas.microsoft.com/office/word/2010/wordprocessingGroup" xmlns:wpi="http://schemas.microsoft.com/office/word/2010/wordprocessingInk" xmlns:wne="http://schemas.microsoft.com/office/word/2006/wordml" xmlns:wps="http://schemas.microsoft.com/office/word/2010/wordprocessingShape" mc:Ignorable="w14 w15 w16se w16cid w16 w16cex w16sdtdh wp14">
+<w:ftr xmlns:wpc="http://schemas.microsoft.com/office/word/2010/wordprocessingCanvas" xmlns:cx="http://schemas.microsoft.com/office/drawing/2014/chartex" xmlns:cx1="http://schemas.microsoft.com/office/drawing/2015/9/8/chartex" xmlns:cx2="http://schemas.microsoft.com/office/drawing/2015/10/21/chartex" xmlns:cx3="http://schemas.microsoft.com/office/drawing/2016/5/9/chartex" xmlns:cx4="http://schemas.microsoft.com/office/drawing/2016/5/10/chartex" xmlns:cx5="http://schemas.microsoft.com/office/drawing/2016/5/11/chartex" xmlns:cx6="http://schemas.microsoft.com/office/drawing/2016/5/12/chartex" xmlns:cx7="http://schemas.microsoft.com/office/drawing/2016/5/13/chartex" xmlns:cx8="http://schemas.microsoft.com/office/drawing/2016/5/14/chartex" xmlns:mc="http://schemas.openxmlformats.org/markup-compatibility/2006" xmlns:aink="http://schemas.microsoft.com/office/drawing/2016/ink" xmlns:am3d="http://schemas.microsoft.com/office/drawing/2017/model3d" xmlns:o="urn:schemas-microsoft-com:office:office" xmlns:oel="http://schemas.microsoft.com/office/2019/extlst" xmlns:r="http://schemas.openxmlformats.org/officeDocument/2006/relationships" xmlns:m="http://schemas.openxmlformats.org/officeDocument/2006/math" xmlns:v="urn:schemas-microsoft-com:vml" xmlns:wp14="http://schemas.microsoft.com/office/word/2010/wordprocessingDrawing" xmlns:wp="http://schemas.openxmlformats.org/drawingml/2006/wordprocessingDrawing" xmlns:w10="urn:schemas-microsoft-com:office:word" xmlns:w="http://schemas.openxmlformats.org/wordprocessingml/2006/main" xmlns:w14="http://schemas.microsoft.com/office/word/2010/wordml" xmlns:w15="http://schemas.microsoft.com/office/word/2012/wordml" xmlns:w16cex="http://schemas.microsoft.com/office/word/2018/wordml/cex" xmlns:w16cid="http://schemas.microsoft.com/office/word/2016/wordml/cid" xmlns:w16="http://schemas.microsoft.com/office/word/2018/wordml" xmlns:w16du="http://schemas.microsoft.com/office/word/2023/wordml/word16du" xmlns:w16sdtdh="http://schemas.microsoft.com/office/word/2020/wordml/sdtdatahash" xmlns:w16sdtfl="http://schemas.microsoft.com/office/word/2024/wordml/sdtformatlock" xmlns:w16se="http://schemas.microsoft.com/office/word/2015/wordml/symex" xmlns:wpg="http://schemas.microsoft.com/office/word/2010/wordprocessingGroup" xmlns:wpi="http://schemas.microsoft.com/office/word/2010/wordprocessingInk" xmlns:wne="http://schemas.microsoft.com/office/word/2006/wordml" xmlns:wps="http://schemas.microsoft.com/office/word/2010/wordprocessingShape" mc:Ignorable="w14 w15 w16se w16cid w16 w16cex w16sdtdh w16sdtfl w16du wp14">
   <w:p>
     <w:pPr>
       <w:pStyle w:val="Footer0"/>
@@ -2381,7 +2408,7 @@
 </file>
 
 <file path=word/footnotes.xml><?xml version="1.0" encoding="utf-8"?>
-<w:footnotes xmlns:wpc="http://schemas.microsoft.com/office/word/2010/wordprocessingCanvas" xmlns:cx="http://schemas.microsoft.com/office/drawing/2014/chartex" xmlns:cx1="http://schemas.microsoft.com/office/drawing/2015/9/8/chartex" xmlns:cx2="http://schemas.microsoft.com/office/drawing/2015/10/21/chartex" xmlns:cx3="http://schemas.microsoft.com/office/drawing/2016/5/9/chartex" xmlns:cx4="http://schemas.microsoft.com/office/drawing/2016/5/10/chartex" xmlns:cx5="http://schemas.microsoft.com/office/drawing/2016/5/11/chartex" xmlns:cx6="http://schemas.microsoft.com/office/drawing/2016/5/12/chartex" xmlns:cx7="http://schemas.microsoft.com/office/drawing/2016/5/13/chartex" xmlns:cx8="http://schemas.microsoft.com/office/drawing/2016/5/14/chartex" xmlns:mc="http://schemas.openxmlformats.org/markup-compatibility/2006" xmlns:aink="http://schemas.microsoft.com/office/drawing/2016/ink" xmlns:am3d="http://schemas.microsoft.com/office/drawing/2017/model3d" xmlns:o="urn:schemas-microsoft-com:office:office" xmlns:oel="http://schemas.microsoft.com/office/2019/extlst" xmlns:r="http://schemas.openxmlformats.org/officeDocument/2006/relationships" xmlns:m="http://schemas.openxmlformats.org/officeDocument/2006/math" xmlns:v="urn:schemas-microsoft-com:vml" xmlns:wp14="http://schemas.microsoft.com/office/word/2010/wordprocessingDrawing" xmlns:wp="http://schemas.openxmlformats.org/drawingml/2006/wordprocessingDrawing" xmlns:w10="urn:schemas-microsoft-com:office:word" xmlns:w="http://schemas.openxmlformats.org/wordprocessingml/2006/main" xmlns:w14="http://schemas.microsoft.com/office/word/2010/wordml" xmlns:w15="http://schemas.microsoft.com/office/word/2012/wordml" xmlns:w16cex="http://schemas.microsoft.com/office/word/2018/wordml/cex" xmlns:w16cid="http://schemas.microsoft.com/office/word/2016/wordml/cid" xmlns:w16="http://schemas.microsoft.com/office/word/2018/wordml" xmlns:w16sdtdh="http://schemas.microsoft.com/office/word/2020/wordml/sdtdatahash" xmlns:w16se="http://schemas.microsoft.com/office/word/2015/wordml/symex" xmlns:wpg="http://schemas.microsoft.com/office/word/2010/wordprocessingGroup" xmlns:wpi="http://schemas.microsoft.com/office/word/2010/wordprocessingInk" xmlns:wne="http://schemas.microsoft.com/office/word/2006/wordml" xmlns:wps="http://schemas.microsoft.com/office/word/2010/wordprocessingShape" mc:Ignorable="w14 w15 w16se w16cid w16 w16cex w16sdtdh wp14">
+<w:footnotes xmlns:wpc="http://schemas.microsoft.com/office/word/2010/wordprocessingCanvas" xmlns:cx="http://schemas.microsoft.com/office/drawing/2014/chartex" xmlns:cx1="http://schemas.microsoft.com/office/drawing/2015/9/8/chartex" xmlns:cx2="http://schemas.microsoft.com/office/drawing/2015/10/21/chartex" xmlns:cx3="http://schemas.microsoft.com/office/drawing/2016/5/9/chartex" xmlns:cx4="http://schemas.microsoft.com/office/drawing/2016/5/10/chartex" xmlns:cx5="http://schemas.microsoft.com/office/drawing/2016/5/11/chartex" xmlns:cx6="http://schemas.microsoft.com/office/drawing/2016/5/12/chartex" xmlns:cx7="http://schemas.microsoft.com/office/drawing/2016/5/13/chartex" xmlns:cx8="http://schemas.microsoft.com/office/drawing/2016/5/14/chartex" xmlns:mc="http://schemas.openxmlformats.org/markup-compatibility/2006" xmlns:aink="http://schemas.microsoft.com/office/drawing/2016/ink" xmlns:am3d="http://schemas.microsoft.com/office/drawing/2017/model3d" xmlns:o="urn:schemas-microsoft-com:office:office" xmlns:oel="http://schemas.microsoft.com/office/2019/extlst" xmlns:r="http://schemas.openxmlformats.org/officeDocument/2006/relationships" xmlns:m="http://schemas.openxmlformats.org/officeDocument/2006/math" xmlns:v="urn:schemas-microsoft-com:vml" xmlns:wp14="http://schemas.microsoft.com/office/word/2010/wordprocessingDrawing" xmlns:wp="http://schemas.openxmlformats.org/drawingml/2006/wordprocessingDrawing" xmlns:w10="urn:schemas-microsoft-com:office:word" xmlns:w="http://schemas.openxmlformats.org/wordprocessingml/2006/main" xmlns:w14="http://schemas.microsoft.com/office/word/2010/wordml" xmlns:w15="http://schemas.microsoft.com/office/word/2012/wordml" xmlns:w16cex="http://schemas.microsoft.com/office/word/2018/wordml/cex" xmlns:w16cid="http://schemas.microsoft.com/office/word/2016/wordml/cid" xmlns:w16="http://schemas.microsoft.com/office/word/2018/wordml" xmlns:w16du="http://schemas.microsoft.com/office/word/2023/wordml/word16du" xmlns:w16sdtdh="http://schemas.microsoft.com/office/word/2020/wordml/sdtdatahash" xmlns:w16sdtfl="http://schemas.microsoft.com/office/word/2024/wordml/sdtformatlock" xmlns:w16se="http://schemas.microsoft.com/office/word/2015/wordml/symex" xmlns:wpg="http://schemas.microsoft.com/office/word/2010/wordprocessingGroup" xmlns:wpi="http://schemas.microsoft.com/office/word/2010/wordprocessingInk" xmlns:wne="http://schemas.microsoft.com/office/word/2006/wordml" xmlns:wps="http://schemas.microsoft.com/office/word/2010/wordprocessingShape" mc:Ignorable="w14 w15 w16se w16cid w16 w16cex w16sdtdh w16sdtfl w16du wp14">
   <w:footnote w:type="separator" w:id="-1">
     <w:p>
       <w:r>
@@ -2403,7 +2430,7 @@
 </file>
 
 <file path=word/header1.xml><?xml version="1.0" encoding="utf-8"?>
-<w:hdr xmlns:wpc="http://schemas.microsoft.com/office/word/2010/wordprocessingCanvas" xmlns:cx="http://schemas.microsoft.com/office/drawing/2014/chartex" xmlns:cx1="http://schemas.microsoft.com/office/drawing/2015/9/8/chartex" xmlns:cx2="http://schemas.microsoft.com/office/drawing/2015/10/21/chartex" xmlns:cx3="http://schemas.microsoft.com/office/drawing/2016/5/9/chartex" xmlns:cx4="http://schemas.microsoft.com/office/drawing/2016/5/10/chartex" xmlns:cx5="http://schemas.microsoft.com/office/drawing/2016/5/11/chartex" xmlns:cx6="http://schemas.microsoft.com/office/drawing/2016/5/12/chartex" xmlns:cx7="http://schemas.microsoft.com/office/drawing/2016/5/13/chartex" xmlns:cx8="http://schemas.microsoft.com/office/drawing/2016/5/14/chartex" xmlns:mc="http://schemas.openxmlformats.org/markup-compatibility/2006" xmlns:aink="http://schemas.microsoft.com/office/drawing/2016/ink" xmlns:am3d="http://schemas.microsoft.com/office/drawing/2017/model3d" xmlns:o="urn:schemas-microsoft-com:office:office" xmlns:oel="http://schemas.microsoft.com/office/2019/extlst" xmlns:r="http://schemas.openxmlformats.org/officeDocument/2006/relationships" xmlns:m="http://schemas.openxmlformats.org/officeDocument/2006/math" xmlns:v="urn:schemas-microsoft-com:vml" xmlns:wp14="http://schemas.microsoft.com/office/word/2010/wordprocessingDrawing" xmlns:wp="http://schemas.openxmlformats.org/drawingml/2006/wordprocessingDrawing" xmlns:w10="urn:schemas-microsoft-com:office:word" xmlns:w="http://schemas.openxmlformats.org/wordprocessingml/2006/main" xmlns:w14="http://schemas.microsoft.com/office/word/2010/wordml" xmlns:w15="http://schemas.microsoft.com/office/word/2012/wordml" xmlns:w16cex="http://schemas.microsoft.com/office/word/2018/wordml/cex" xmlns:w16cid="http://schemas.microsoft.com/office/word/2016/wordml/cid" xmlns:w16="http://schemas.microsoft.com/office/word/2018/wordml" xmlns:w16sdtdh="http://schemas.microsoft.com/office/word/2020/wordml/sdtdatahash" xmlns:w16se="http://schemas.microsoft.com/office/word/2015/wordml/symex" xmlns:wpg="http://schemas.microsoft.com/office/word/2010/wordprocessingGroup" xmlns:wpi="http://schemas.microsoft.com/office/word/2010/wordprocessingInk" xmlns:wne="http://schemas.microsoft.com/office/word/2006/wordml" xmlns:wps="http://schemas.microsoft.com/office/word/2010/wordprocessingShape" mc:Ignorable="w14 w15 w16se w16cid w16 w16cex w16sdtdh wp14">
+<w:hdr xmlns:wpc="http://schemas.microsoft.com/office/word/2010/wordprocessingCanvas" xmlns:cx="http://schemas.microsoft.com/office/drawing/2014/chartex" xmlns:cx1="http://schemas.microsoft.com/office/drawing/2015/9/8/chartex" xmlns:cx2="http://schemas.microsoft.com/office/drawing/2015/10/21/chartex" xmlns:cx3="http://schemas.microsoft.com/office/drawing/2016/5/9/chartex" xmlns:cx4="http://schemas.microsoft.com/office/drawing/2016/5/10/chartex" xmlns:cx5="http://schemas.microsoft.com/office/drawing/2016/5/11/chartex" xmlns:cx6="http://schemas.microsoft.com/office/drawing/2016/5/12/chartex" xmlns:cx7="http://schemas.microsoft.com/office/drawing/2016/5/13/chartex" xmlns:cx8="http://schemas.microsoft.com/office/drawing/2016/5/14/chartex" xmlns:mc="http://schemas.openxmlformats.org/markup-compatibility/2006" xmlns:aink="http://schemas.microsoft.com/office/drawing/2016/ink" xmlns:am3d="http://schemas.microsoft.com/office/drawing/2017/model3d" xmlns:o="urn:schemas-microsoft-com:office:office" xmlns:oel="http://schemas.microsoft.com/office/2019/extlst" xmlns:r="http://schemas.openxmlformats.org/officeDocument/2006/relationships" xmlns:m="http://schemas.openxmlformats.org/officeDocument/2006/math" xmlns:v="urn:schemas-microsoft-com:vml" xmlns:wp14="http://schemas.microsoft.com/office/word/2010/wordprocessingDrawing" xmlns:wp="http://schemas.openxmlformats.org/drawingml/2006/wordprocessingDrawing" xmlns:w10="urn:schemas-microsoft-com:office:word" xmlns:w="http://schemas.openxmlformats.org/wordprocessingml/2006/main" xmlns:w14="http://schemas.microsoft.com/office/word/2010/wordml" xmlns:w15="http://schemas.microsoft.com/office/word/2012/wordml" xmlns:w16cex="http://schemas.microsoft.com/office/word/2018/wordml/cex" xmlns:w16cid="http://schemas.microsoft.com/office/word/2016/wordml/cid" xmlns:w16="http://schemas.microsoft.com/office/word/2018/wordml" xmlns:w16du="http://schemas.microsoft.com/office/word/2023/wordml/word16du" xmlns:w16sdtdh="http://schemas.microsoft.com/office/word/2020/wordml/sdtdatahash" xmlns:w16sdtfl="http://schemas.microsoft.com/office/word/2024/wordml/sdtformatlock" xmlns:w16se="http://schemas.microsoft.com/office/word/2015/wordml/symex" xmlns:wpg="http://schemas.microsoft.com/office/word/2010/wordprocessingGroup" xmlns:wpi="http://schemas.microsoft.com/office/word/2010/wordprocessingInk" xmlns:wne="http://schemas.microsoft.com/office/word/2006/wordml" xmlns:wps="http://schemas.microsoft.com/office/word/2010/wordprocessingShape" mc:Ignorable="w14 w15 w16se w16cid w16 w16cex w16sdtdh w16sdtfl w16du wp14">
   <w:tbl>
     <w:tblPr>
       <w:tblStyle w:val="TableGrid"/>
@@ -2524,7 +2551,7 @@
 </file>
 
 <file path=word/header2.xml><?xml version="1.0" encoding="utf-8"?>
-<w:hdr xmlns:wpc="http://schemas.microsoft.com/office/word/2010/wordprocessingCanvas" xmlns:cx="http://schemas.microsoft.com/office/drawing/2014/chartex" xmlns:cx1="http://schemas.microsoft.com/office/drawing/2015/9/8/chartex" xmlns:cx2="http://schemas.microsoft.com/office/drawing/2015/10/21/chartex" xmlns:cx3="http://schemas.microsoft.com/office/drawing/2016/5/9/chartex" xmlns:cx4="http://schemas.microsoft.com/office/drawing/2016/5/10/chartex" xmlns:cx5="http://schemas.microsoft.com/office/drawing/2016/5/11/chartex" xmlns:cx6="http://schemas.microsoft.com/office/drawing/2016/5/12/chartex" xmlns:cx7="http://schemas.microsoft.com/office/drawing/2016/5/13/chartex" xmlns:cx8="http://schemas.microsoft.com/office/drawing/2016/5/14/chartex" xmlns:mc="http://schemas.openxmlformats.org/markup-compatibility/2006" xmlns:aink="http://schemas.microsoft.com/office/drawing/2016/ink" xmlns:am3d="http://schemas.microsoft.com/office/drawing/2017/model3d" xmlns:o="urn:schemas-microsoft-com:office:office" xmlns:oel="http://schemas.microsoft.com/office/2019/extlst" xmlns:r="http://schemas.openxmlformats.org/officeDocument/2006/relationships" xmlns:m="http://schemas.openxmlformats.org/officeDocument/2006/math" xmlns:v="urn:schemas-microsoft-com:vml" xmlns:wp14="http://schemas.microsoft.com/office/word/2010/wordprocessingDrawing" xmlns:wp="http://schemas.openxmlformats.org/drawingml/2006/wordprocessingDrawing" xmlns:w10="urn:schemas-microsoft-com:office:word" xmlns:w="http://schemas.openxmlformats.org/wordprocessingml/2006/main" xmlns:w14="http://schemas.microsoft.com/office/word/2010/wordml" xmlns:w15="http://schemas.microsoft.com/office/word/2012/wordml" xmlns:w16cex="http://schemas.microsoft.com/office/word/2018/wordml/cex" xmlns:w16cid="http://schemas.microsoft.com/office/word/2016/wordml/cid" xmlns:w16="http://schemas.microsoft.com/office/word/2018/wordml" xmlns:w16sdtdh="http://schemas.microsoft.com/office/word/2020/wordml/sdtdatahash" xmlns:w16se="http://schemas.microsoft.com/office/word/2015/wordml/symex" xmlns:wpg="http://schemas.microsoft.com/office/word/2010/wordprocessingGroup" xmlns:wpi="http://schemas.microsoft.com/office/word/2010/wordprocessingInk" xmlns:wne="http://schemas.microsoft.com/office/word/2006/wordml" xmlns:wps="http://schemas.microsoft.com/office/word/2010/wordprocessingShape" mc:Ignorable="w14 w15 w16se w16cid w16 w16cex w16sdtdh wp14">
+<w:hdr xmlns:wpc="http://schemas.microsoft.com/office/word/2010/wordprocessingCanvas" xmlns:cx="http://schemas.microsoft.com/office/drawing/2014/chartex" xmlns:cx1="http://schemas.microsoft.com/office/drawing/2015/9/8/chartex" xmlns:cx2="http://schemas.microsoft.com/office/drawing/2015/10/21/chartex" xmlns:cx3="http://schemas.microsoft.com/office/drawing/2016/5/9/chartex" xmlns:cx4="http://schemas.microsoft.com/office/drawing/2016/5/10/chartex" xmlns:cx5="http://schemas.microsoft.com/office/drawing/2016/5/11/chartex" xmlns:cx6="http://schemas.microsoft.com/office/drawing/2016/5/12/chartex" xmlns:cx7="http://schemas.microsoft.com/office/drawing/2016/5/13/chartex" xmlns:cx8="http://schemas.microsoft.com/office/drawing/2016/5/14/chartex" xmlns:mc="http://schemas.openxmlformats.org/markup-compatibility/2006" xmlns:aink="http://schemas.microsoft.com/office/drawing/2016/ink" xmlns:am3d="http://schemas.microsoft.com/office/drawing/2017/model3d" xmlns:o="urn:schemas-microsoft-com:office:office" xmlns:oel="http://schemas.microsoft.com/office/2019/extlst" xmlns:r="http://schemas.openxmlformats.org/officeDocument/2006/relationships" xmlns:m="http://schemas.openxmlformats.org/officeDocument/2006/math" xmlns:v="urn:schemas-microsoft-com:vml" xmlns:wp14="http://schemas.microsoft.com/office/word/2010/wordprocessingDrawing" xmlns:wp="http://schemas.openxmlformats.org/drawingml/2006/wordprocessingDrawing" xmlns:w10="urn:schemas-microsoft-com:office:word" xmlns:w="http://schemas.openxmlformats.org/wordprocessingml/2006/main" xmlns:w14="http://schemas.microsoft.com/office/word/2010/wordml" xmlns:w15="http://schemas.microsoft.com/office/word/2012/wordml" xmlns:w16cex="http://schemas.microsoft.com/office/word/2018/wordml/cex" xmlns:w16cid="http://schemas.microsoft.com/office/word/2016/wordml/cid" xmlns:w16="http://schemas.microsoft.com/office/word/2018/wordml" xmlns:w16du="http://schemas.microsoft.com/office/word/2023/wordml/word16du" xmlns:w16sdtdh="http://schemas.microsoft.com/office/word/2020/wordml/sdtdatahash" xmlns:w16sdtfl="http://schemas.microsoft.com/office/word/2024/wordml/sdtformatlock" xmlns:w16se="http://schemas.microsoft.com/office/word/2015/wordml/symex" xmlns:wpg="http://schemas.microsoft.com/office/word/2010/wordprocessingGroup" xmlns:wpi="http://schemas.microsoft.com/office/word/2010/wordprocessingInk" xmlns:wne="http://schemas.microsoft.com/office/word/2006/wordml" xmlns:wps="http://schemas.microsoft.com/office/word/2010/wordprocessingShape" mc:Ignorable="w14 w15 w16se w16cid w16 w16cex w16sdtdh w16sdtfl w16du wp14">
   <w:tbl>
     <w:tblPr>
       <w:tblStyle w:val="TableGrid"/>
@@ -2634,7 +2661,7 @@
 </file>
 
 <file path=word/numbering.xml><?xml version="1.0" encoding="utf-8"?>
-<w:numbering xmlns:wpc="http://schemas.microsoft.com/office/word/2010/wordprocessingCanvas" xmlns:cx="http://schemas.microsoft.com/office/drawing/2014/chartex" xmlns:cx1="http://schemas.microsoft.com/office/drawing/2015/9/8/chartex" xmlns:cx2="http://schemas.microsoft.com/office/drawing/2015/10/21/chartex" xmlns:cx3="http://schemas.microsoft.com/office/drawing/2016/5/9/chartex" xmlns:cx4="http://schemas.microsoft.com/office/drawing/2016/5/10/chartex" xmlns:cx5="http://schemas.microsoft.com/office/drawing/2016/5/11/chartex" xmlns:cx6="http://schemas.microsoft.com/office/drawing/2016/5/12/chartex" xmlns:cx7="http://schemas.microsoft.com/office/drawing/2016/5/13/chartex" xmlns:cx8="http://schemas.microsoft.com/office/drawing/2016/5/14/chartex" xmlns:mc="http://schemas.openxmlformats.org/markup-compatibility/2006" xmlns:aink="http://schemas.microsoft.com/office/drawing/2016/ink" xmlns:am3d="http://schemas.microsoft.com/office/drawing/2017/model3d" xmlns:o="urn:schemas-microsoft-com:office:office" xmlns:oel="http://schemas.microsoft.com/office/2019/extlst" xmlns:r="http://schemas.openxmlformats.org/officeDocument/2006/relationships" xmlns:m="http://schemas.openxmlformats.org/officeDocument/2006/math" xmlns:v="urn:schemas-microsoft-com:vml" xmlns:wp14="http://schemas.microsoft.com/office/word/2010/wordprocessingDrawing" xmlns:wp="http://schemas.openxmlformats.org/drawingml/2006/wordprocessingDrawing" xmlns:w10="urn:schemas-microsoft-com:office:word" xmlns:w="http://schemas.openxmlformats.org/wordprocessingml/2006/main" xmlns:w14="http://schemas.microsoft.com/office/word/2010/wordml" xmlns:w15="http://schemas.microsoft.com/office/word/2012/wordml" xmlns:w16cex="http://schemas.microsoft.com/office/word/2018/wordml/cex" xmlns:w16cid="http://schemas.microsoft.com/office/word/2016/wordml/cid" xmlns:w16="http://schemas.microsoft.com/office/word/2018/wordml" xmlns:w16sdtdh="http://schemas.microsoft.com/office/word/2020/wordml/sdtdatahash" xmlns:w16se="http://schemas.microsoft.com/office/word/2015/wordml/symex" xmlns:wpg="http://schemas.microsoft.com/office/word/2010/wordprocessingGroup" xmlns:wpi="http://schemas.microsoft.com/office/word/2010/wordprocessingInk" xmlns:wne="http://schemas.microsoft.com/office/word/2006/wordml" xmlns:wps="http://schemas.microsoft.com/office/word/2010/wordprocessingShape" mc:Ignorable="w14 w15 w16se w16cid w16 w16cex w16sdtdh wp14">
+<w:numbering xmlns:wpc="http://schemas.microsoft.com/office/word/2010/wordprocessingCanvas" xmlns:cx="http://schemas.microsoft.com/office/drawing/2014/chartex" xmlns:cx1="http://schemas.microsoft.com/office/drawing/2015/9/8/chartex" xmlns:cx2="http://schemas.microsoft.com/office/drawing/2015/10/21/chartex" xmlns:cx3="http://schemas.microsoft.com/office/drawing/2016/5/9/chartex" xmlns:cx4="http://schemas.microsoft.com/office/drawing/2016/5/10/chartex" xmlns:cx5="http://schemas.microsoft.com/office/drawing/2016/5/11/chartex" xmlns:cx6="http://schemas.microsoft.com/office/drawing/2016/5/12/chartex" xmlns:cx7="http://schemas.microsoft.com/office/drawing/2016/5/13/chartex" xmlns:cx8="http://schemas.microsoft.com/office/drawing/2016/5/14/chartex" xmlns:mc="http://schemas.openxmlformats.org/markup-compatibility/2006" xmlns:aink="http://schemas.microsoft.com/office/drawing/2016/ink" xmlns:am3d="http://schemas.microsoft.com/office/drawing/2017/model3d" xmlns:o="urn:schemas-microsoft-com:office:office" xmlns:oel="http://schemas.microsoft.com/office/2019/extlst" xmlns:r="http://schemas.openxmlformats.org/officeDocument/2006/relationships" xmlns:m="http://schemas.openxmlformats.org/officeDocument/2006/math" xmlns:v="urn:schemas-microsoft-com:vml" xmlns:wp14="http://schemas.microsoft.com/office/word/2010/wordprocessingDrawing" xmlns:wp="http://schemas.openxmlformats.org/drawingml/2006/wordprocessingDrawing" xmlns:w10="urn:schemas-microsoft-com:office:word" xmlns:w="http://schemas.openxmlformats.org/wordprocessingml/2006/main" xmlns:w14="http://schemas.microsoft.com/office/word/2010/wordml" xmlns:w15="http://schemas.microsoft.com/office/word/2012/wordml" xmlns:w16cex="http://schemas.microsoft.com/office/word/2018/wordml/cex" xmlns:w16cid="http://schemas.microsoft.com/office/word/2016/wordml/cid" xmlns:w16="http://schemas.microsoft.com/office/word/2018/wordml" xmlns:w16du="http://schemas.microsoft.com/office/word/2023/wordml/word16du" xmlns:w16sdtdh="http://schemas.microsoft.com/office/word/2020/wordml/sdtdatahash" xmlns:w16sdtfl="http://schemas.microsoft.com/office/word/2024/wordml/sdtformatlock" xmlns:w16se="http://schemas.microsoft.com/office/word/2015/wordml/symex" xmlns:wpg="http://schemas.microsoft.com/office/word/2010/wordprocessingGroup" xmlns:wpi="http://schemas.microsoft.com/office/word/2010/wordprocessingInk" xmlns:wne="http://schemas.microsoft.com/office/word/2006/wordml" xmlns:wps="http://schemas.microsoft.com/office/word/2010/wordprocessingShape" mc:Ignorable="w14 w15 w16se w16cid w16 w16cex w16sdtdh w16sdtfl w16du wp14">
   <w:abstractNum w:abstractNumId="0" w15:restartNumberingAfterBreak="0">
     <w:nsid w:val="FFFFFF7C"/>
     <w:multiLevelType w:val="singleLevel"/>
@@ -9255,7 +9282,7 @@
 </file>
 
 <file path=word/styles.xml><?xml version="1.0" encoding="utf-8"?>
-<w:styles xmlns:mc="http://schemas.openxmlformats.org/markup-compatibility/2006" xmlns:r="http://schemas.openxmlformats.org/officeDocument/2006/relationships" xmlns:w="http://schemas.openxmlformats.org/wordprocessingml/2006/main" xmlns:w14="http://schemas.microsoft.com/office/word/2010/wordml" xmlns:w15="http://schemas.microsoft.com/office/word/2012/wordml" xmlns:w16cex="http://schemas.microsoft.com/office/word/2018/wordml/cex" xmlns:w16cid="http://schemas.microsoft.com/office/word/2016/wordml/cid" xmlns:w16="http://schemas.microsoft.com/office/word/2018/wordml" xmlns:w16sdtdh="http://schemas.microsoft.com/office/word/2020/wordml/sdtdatahash" xmlns:w16se="http://schemas.microsoft.com/office/word/2015/wordml/symex" mc:Ignorable="w14 w15 w16se w16cid w16 w16cex w16sdtdh">
+<w:styles xmlns:mc="http://schemas.openxmlformats.org/markup-compatibility/2006" xmlns:r="http://schemas.openxmlformats.org/officeDocument/2006/relationships" xmlns:w="http://schemas.openxmlformats.org/wordprocessingml/2006/main" xmlns:w14="http://schemas.microsoft.com/office/word/2010/wordml" xmlns:w15="http://schemas.microsoft.com/office/word/2012/wordml" xmlns:w16cex="http://schemas.microsoft.com/office/word/2018/wordml/cex" xmlns:w16cid="http://schemas.microsoft.com/office/word/2016/wordml/cid" xmlns:w16="http://schemas.microsoft.com/office/word/2018/wordml" xmlns:w16du="http://schemas.microsoft.com/office/word/2023/wordml/word16du" xmlns:w16sdtdh="http://schemas.microsoft.com/office/word/2020/wordml/sdtdatahash" xmlns:w16sdtfl="http://schemas.microsoft.com/office/word/2024/wordml/sdtformatlock" xmlns:w16se="http://schemas.microsoft.com/office/word/2015/wordml/symex" mc:Ignorable="w14 w15 w16se w16cid w16 w16cex w16sdtdh w16sdtfl w16du">
   <w:docDefaults>
     <w:rPrDefault>
       <w:rPr>
@@ -38841,6 +38868,25 @@
 </file>
 
 <file path=customXml/item1.xml><?xml version="1.0" encoding="utf-8"?>
+<?mso-contentType ?>
+<FormTemplates xmlns="http://schemas.microsoft.com/sharepoint/v3/contenttype/forms">
+  <Display>DocumentLibraryForm</Display>
+  <Edit>DocumentLibraryForm</Edit>
+  <New>DocumentLibraryForm</New>
+</FormTemplates>
+</file>
+
+<file path=customXml/item2.xml><?xml version="1.0" encoding="utf-8"?>
+<b:Sources xmlns:b="http://schemas.openxmlformats.org/officeDocument/2006/bibliography" xmlns="http://schemas.openxmlformats.org/officeDocument/2006/bibliography" SelectedStyle="\APASixthEditionOfficeOnline.xsl" StyleName="APA" Version="6"/>
+</file>
+
+<file path=customXml/item3.xml><?xml version="1.0" encoding="utf-8"?>
+<p:properties xmlns:p="http://schemas.microsoft.com/office/2006/metadata/properties" xmlns:xsi="http://www.w3.org/2001/XMLSchema-instance" xmlns:pc="http://schemas.microsoft.com/office/infopath/2007/PartnerControls">
+  <documentManagement/>
+</p:properties>
+</file>
+
+<file path=customXml/item4.xml><?xml version="1.0" encoding="utf-8"?>
 <ct:contentTypeSchema xmlns:ct="http://schemas.microsoft.com/office/2006/metadata/contentType" xmlns:ma="http://schemas.microsoft.com/office/2006/metadata/properties/metaAttributes" ct:_="" ma:_="" ma:contentTypeName="Document" ma:contentTypeID="0x0101006505D101FC3F86429C7AF80248ABEAF0" ma:contentTypeVersion="8" ma:contentTypeDescription="Create a new document." ma:contentTypeScope="" ma:versionID="7aa7c11207af3fb9bb89ce18f8a5c81c">
   <xsd:schema xmlns:xsd="http://www.w3.org/2001/XMLSchema" xmlns:xs="http://www.w3.org/2001/XMLSchema" xmlns:p="http://schemas.microsoft.com/office/2006/metadata/properties" xmlns:ns2="c8c267b2-afad-408d-b078-7d186e0626d5" xmlns:ns3="a6aa3354-2149-471b-a8f1-da6fe52a295d" targetNamespace="http://schemas.microsoft.com/office/2006/metadata/properties" ma:root="true" ma:fieldsID="f771891b3c470bb8b570b66a7da6c179" ns2:_="" ns3:_="">
     <xsd:import namespace="c8c267b2-afad-408d-b078-7d186e0626d5"/>
@@ -39031,26 +39077,32 @@
 </ct:contentTypeSchema>
 </file>
 
-<file path=customXml/item2.xml><?xml version="1.0" encoding="utf-8"?>
-<?mso-contentType ?>
-<FormTemplates xmlns="http://schemas.microsoft.com/sharepoint/v3/contenttype/forms">
-  <Display>DocumentLibraryForm</Display>
-  <Edit>DocumentLibraryForm</Edit>
-  <New>DocumentLibraryForm</New>
-</FormTemplates>
+<file path=customXml/itemProps1.xml><?xml version="1.0" encoding="utf-8"?>
+<ds:datastoreItem xmlns:ds="http://schemas.openxmlformats.org/officeDocument/2006/customXml" ds:itemID="{69FCF33D-38B7-4498-A427-2432C659C3E8}">
+  <ds:schemaRefs>
+    <ds:schemaRef ds:uri="http://schemas.microsoft.com/sharepoint/v3/contenttype/forms"/>
+  </ds:schemaRefs>
+</ds:datastoreItem>
 </file>
 
-<file path=customXml/item3.xml><?xml version="1.0" encoding="utf-8"?>
-<b:Sources xmlns:b="http://schemas.openxmlformats.org/officeDocument/2006/bibliography" xmlns="http://schemas.openxmlformats.org/officeDocument/2006/bibliography" SelectedStyle="\APASixthEditionOfficeOnline.xsl" StyleName="APA" Version="6"/>
+<file path=customXml/itemProps2.xml><?xml version="1.0" encoding="utf-8"?>
+<ds:datastoreItem xmlns:ds="http://schemas.openxmlformats.org/officeDocument/2006/customXml" ds:itemID="{E58130B6-EAEF-418C-90D4-DC7D764EEE42}">
+  <ds:schemaRefs>
+    <ds:schemaRef ds:uri="http://schemas.openxmlformats.org/officeDocument/2006/bibliography"/>
+  </ds:schemaRefs>
+</ds:datastoreItem>
 </file>
 
-<file path=customXml/item4.xml><?xml version="1.0" encoding="utf-8"?>
-<p:properties xmlns:p="http://schemas.microsoft.com/office/2006/metadata/properties" xmlns:xsi="http://www.w3.org/2001/XMLSchema-instance" xmlns:pc="http://schemas.microsoft.com/office/infopath/2007/PartnerControls">
-  <documentManagement/>
-</p:properties>
+<file path=customXml/itemProps3.xml><?xml version="1.0" encoding="utf-8"?>
+<ds:datastoreItem xmlns:ds="http://schemas.openxmlformats.org/officeDocument/2006/customXml" ds:itemID="{12A461A1-DC10-478D-91BE-6988322A6FC0}">
+  <ds:schemaRefs>
+    <ds:schemaRef ds:uri="http://schemas.microsoft.com/office/2006/metadata/properties"/>
+    <ds:schemaRef ds:uri="http://schemas.microsoft.com/office/infopath/2007/PartnerControls"/>
+  </ds:schemaRefs>
+</ds:datastoreItem>
 </file>
 
-<file path=customXml/itemProps1.xml><?xml version="1.0" encoding="utf-8"?>
+<file path=customXml/itemProps4.xml><?xml version="1.0" encoding="utf-8"?>
 <ds:datastoreItem xmlns:ds="http://schemas.openxmlformats.org/officeDocument/2006/customXml" ds:itemID="{7AB0FE34-2D4A-4FBD-8079-D233F922AD98}">
   <ds:schemaRefs>
     <ds:schemaRef ds:uri="http://schemas.microsoft.com/office/2006/metadata/contentType"/>
@@ -39067,29 +39119,4 @@
     <ds:schemaRef ds:uri="http://schemas.microsoft.com/internal/obd"/>
   </ds:schemaRefs>
 </ds:datastoreItem>
-</file>
-
-<file path=customXml/itemProps2.xml><?xml version="1.0" encoding="utf-8"?>
-<ds:datastoreItem xmlns:ds="http://schemas.openxmlformats.org/officeDocument/2006/customXml" ds:itemID="{69FCF33D-38B7-4498-A427-2432C659C3E8}">
-  <ds:schemaRefs>
-    <ds:schemaRef ds:uri="http://schemas.microsoft.com/sharepoint/v3/contenttype/forms"/>
-  </ds:schemaRefs>
-</ds:datastoreItem>
-</file>
-
-<file path=customXml/itemProps3.xml><?xml version="1.0" encoding="utf-8"?>
-<ds:datastoreItem xmlns:ds="http://schemas.openxmlformats.org/officeDocument/2006/customXml" ds:itemID="{E58130B6-EAEF-418C-90D4-DC7D764EEE42}">
-  <ds:schemaRefs>
-    <ds:schemaRef ds:uri="http://schemas.openxmlformats.org/officeDocument/2006/bibliography"/>
-  </ds:schemaRefs>
-</ds:datastoreItem>
-</file>
-
-<file path=customXml/itemProps4.xml><?xml version="1.0" encoding="utf-8"?>
-<ds:datastoreItem xmlns:ds="http://schemas.openxmlformats.org/officeDocument/2006/customXml" ds:itemID="{12A461A1-DC10-478D-91BE-6988322A6FC0}">
-  <ds:schemaRefs>
-    <ds:schemaRef ds:uri="http://schemas.microsoft.com/office/2006/metadata/properties"/>
-    <ds:schemaRef ds:uri="http://schemas.microsoft.com/office/infopath/2007/PartnerControls"/>
-  </ds:schemaRefs>
-</ds:datastoreItem>
 </file>
--- a/auto_bulletin/template5.docx
+++ b/auto_bulletin/template5.docx
@@ -97,25 +97,19 @@
         <mc:AlternateContent>
           <mc:Choice Requires="wps">
             <w:drawing>
-              <wp:anchor distT="0" distB="0" distL="114300" distR="114300" simplePos="0" relativeHeight="251664384" behindDoc="0" locked="0" layoutInCell="1" allowOverlap="1" wp14:anchorId="601FC6F2" wp14:editId="5AA02B28">
+              <wp:anchor distT="0" distB="0" distL="114300" distR="114300" simplePos="0" relativeHeight="251665408" behindDoc="0" locked="0" layoutInCell="1" allowOverlap="1" wp14:anchorId="5D61E835" wp14:editId="08EB9CAC">
                 <wp:simplePos x="0" y="0"/>
                 <wp:positionH relativeFrom="column">
-                  <wp:posOffset>-357809</wp:posOffset>
+                  <wp:posOffset>-514350</wp:posOffset>
                 </wp:positionH>
                 <wp:positionV relativeFrom="paragraph">
-                  <wp:posOffset>2232247</wp:posOffset>
+                  <wp:posOffset>2559685</wp:posOffset>
                 </wp:positionV>
-                <wp:extent cx="6363797" cy="1001864"/>
+                <wp:extent cx="6877050" cy="628650"/>
                 <wp:effectExtent l="0" t="0" r="0" b="0"/>
                 <wp:wrapNone/>
-                <wp:docPr id="22" name="Title 1">
-                  <a:extLst xmlns:a="http://schemas.openxmlformats.org/drawingml/2006/main">
-                    <a:ext uri="{FF2B5EF4-FFF2-40B4-BE49-F238E27FC236}">
-                      <a16:creationId xmlns:a16="http://schemas.microsoft.com/office/drawing/2014/main" id="{4A037E8E-E172-D17B-2149-6A94B7D28793}"/>
-                    </a:ext>
-                  </a:extLst>
-                </wp:docPr>
-                <wp:cNvGraphicFramePr>
+                <wp:docPr id="1648711172" name="Subtitle 2"/>
+                <wp:cNvGraphicFramePr xmlns:a="http://schemas.openxmlformats.org/drawingml/2006/main">
                   <a:graphicFrameLocks xmlns:a="http://schemas.openxmlformats.org/drawingml/2006/main" noGrp="1"/>
                 </wp:cNvGraphicFramePr>
                 <a:graphic xmlns:a="http://schemas.openxmlformats.org/drawingml/2006/main">
@@ -127,7 +121,7 @@
                       <wps:spPr>
                         <a:xfrm>
                           <a:off x="0" y="0"/>
-                          <a:ext cx="6363797" cy="1001864"/>
+                          <a:ext cx="6877050" cy="628650"/>
                         </a:xfrm>
                         <a:prstGeom prst="rect">
                           <a:avLst/>
@@ -135,39 +129,85 @@
                       </wps:spPr>
                       <wps:txbx>
                         <w:txbxContent>
+                          <w:tbl>
+                            <w:tblPr>
+                              <w:tblStyle w:val="TableGrid"/>
+                              <w:tblW w:w="0" w:type="auto"/>
+                              <w:tblInd w:w="1535" w:type="dxa"/>
+                              <w:tblLook w:val="04A0" w:firstRow="1" w:lastRow="0" w:firstColumn="1" w:lastColumn="0" w:noHBand="0" w:noVBand="1"/>
+                            </w:tblPr>
+                            <w:tblGrid>
+                              <w:gridCol w:w="7767"/>
+                            </w:tblGrid>
+                            <w:tr>
+                              <w:trPr>
+                                <w:cnfStyle w:val="100000000000" w:firstRow="1" w:lastRow="0" w:firstColumn="0" w:lastColumn="0" w:oddVBand="0" w:evenVBand="0" w:oddHBand="0" w:evenHBand="0" w:firstRowFirstColumn="0" w:firstRowLastColumn="0" w:lastRowFirstColumn="0" w:lastRowLastColumn="0"/>
+                                <w:trHeight w:val="567"/>
+                              </w:trPr>
+                              <w:tc>
+                                <w:tcPr>
+                                  <w:tcW w:w="7767" w:type="dxa"/>
+                                  <w:tcBorders>
+                                    <w:top w:val="single" w:sz="4" w:space="0" w:color="auto"/>
+                                    <w:left w:val="single" w:sz="4" w:space="0" w:color="auto"/>
+                                    <w:bottom w:val="single" w:sz="4" w:space="0" w:color="auto"/>
+                                    <w:right w:val="single" w:sz="4" w:space="0" w:color="auto"/>
+                                  </w:tcBorders>
+                                </w:tcPr>
+                                <w:p>
+                                  <w:pPr>
+                                    <w:spacing w:line="216" w:lineRule="auto"/>
+                                    <w:jc w:val="center"/>
+                                    <w:textAlignment w:val="baseline"/>
+                                    <w:rPr>
+                                      <w:rFonts w:ascii="Inter" w:eastAsia="Inter" w:hAnsi="Inter" w:cs="Inter"/>
+                                      <w:caps/>
+                                      <w:color w:val="0E1020" w:themeColor="text1"/>
+                                      <w:spacing w:val="32"/>
+                                      <w:kern w:val="24"/>
+                                      <w:sz w:val="21"/>
+                                      <w:szCs w:val="21"/>
+                                      <w:lang w:val="en-US"/>
+                                    </w:rPr>
+                                  </w:pPr>
+                                  <w:r>
+                                    <w:rPr>
+                                      <w:rFonts w:ascii="GT Standard L Extended" w:eastAsia="Inter Medium" w:hAnsi="GT Standard L Extended" w:cs="Inter Medium"/>
+                                      <w:caps/>
+                                      <w:color w:val="0E1020" w:themeColor="text1"/>
+                                      <w:kern w:val="24"/>
+                                      <w:position w:val="1"/>
+                                      <w:sz w:val="52"/>
+                                      <w:szCs w:val="52"/>
+                                      <w:lang w:val="fr-FR"/>
+                                    </w:rPr>
+                                    <w:t>[Titre]</w:t>
+                                  </w:r>
+                                </w:p>
+                              </w:tc>
+                            </w:tr>
+                          </w:tbl>
                           <w:p>
                             <w:pPr>
-                              <w:spacing w:line="216" w:lineRule="auto"/>
-                              <w:jc w:val="center"/>
+                              <w:spacing w:after="80"/>
                               <w:textAlignment w:val="baseline"/>
                               <w:rPr>
-                                <w:rFonts w:ascii="GT Standard L Extended" w:eastAsia="Inter Medium" w:hAnsi="GT Standard L Extended" w:cs="Inter Medium"/>
+                                <w:rFonts w:ascii="Inter" w:eastAsia="Inter" w:hAnsi="Inter" w:cs="Inter"/>
+                                <w:b/>
+                                <w:bCs/>
                                 <w:caps/>
                                 <w:color w:val="0E1020" w:themeColor="text1"/>
+                                <w:spacing w:val="32"/>
                                 <w:kern w:val="24"/>
-                                <w:position w:val="1"/>
-                                <w:sz w:val="52"/>
-                                <w:szCs w:val="52"/>
-                                <w:lang w:val="fr-FR"/>
+                                <w:sz w:val="21"/>
+                                <w:szCs w:val="21"/>
+                                <w:lang w:val="en-US"/>
                               </w:rPr>
                             </w:pPr>
-                            <w:r>
-                              <w:rPr>
-                                <w:rFonts w:ascii="GT Standard L Extended" w:eastAsia="Inter Medium" w:hAnsi="GT Standard L Extended" w:cs="Inter Medium"/>
-                                <w:caps/>
-                                <w:color w:val="0E1020" w:themeColor="text1"/>
-                                <w:kern w:val="24"/>
-                                <w:position w:val="1"/>
-                                <w:sz w:val="52"/>
-                                <w:szCs w:val="52"/>
-                                <w:lang w:val="fr-FR"/>
-                              </w:rPr>
-                              <w:t>[titre]</w:t>
-                            </w:r>
                           </w:p>
                         </w:txbxContent>
                       </wps:txbx>
-                      <wps:bodyPr vert="horz" wrap="square" lIns="0" tIns="0" rIns="0" bIns="0" rtlCol="0" anchor="ctr" anchorCtr="0">
+                      <wps:bodyPr vert="horz" wrap="square" lIns="0" tIns="45720" rIns="0" bIns="0" rtlCol="0" anchor="b" anchorCtr="0">
                         <a:noAutofit/>
                       </wps:bodyPr>
                     </wps:wsp>
@@ -184,39 +224,85 @@
           </mc:Choice>
           <mc:Fallback>
             <w:pict>
-              <v:rect w14:anchorId="601FC6F2" id="Title 1" o:spid="_x0000_s1026" style="position:absolute;margin-left:-28.15pt;margin-top:175.75pt;width:501.1pt;height:78.9pt;z-index:251664384;visibility:visible;mso-wrap-style:square;mso-width-percent:0;mso-height-percent:0;mso-wrap-distance-left:9pt;mso-wrap-distance-top:0;mso-wrap-distance-right:9pt;mso-wrap-distance-bottom:0;mso-position-horizontal:absolute;mso-position-horizontal-relative:text;mso-position-vertical:absolute;mso-position-vertical-relative:text;mso-width-percent:0;mso-height-percent:0;mso-width-relative:margin;mso-height-relative:margin;v-text-anchor:middle" o:gfxdata="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" filled="f" stroked="f">
+              <v:rect w14:anchorId="5D61E835" id="Subtitle 2" o:spid="_x0000_s1026" style="position:absolute;margin-left:-40.5pt;margin-top:201.55pt;width:541.5pt;height:49.5pt;z-index:251665408;visibility:visible;mso-wrap-style:square;mso-width-percent:0;mso-height-percent:0;mso-wrap-distance-left:9pt;mso-wrap-distance-top:0;mso-wrap-distance-right:9pt;mso-wrap-distance-bottom:0;mso-position-horizontal:absolute;mso-position-horizontal-relative:text;mso-position-vertical:absolute;mso-position-vertical-relative:text;mso-width-percent:0;mso-height-percent:0;mso-width-relative:margin;mso-height-relative:margin;v-text-anchor:bottom" o:gfxdata="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" filled="f" stroked="f">
                 <o:lock v:ext="edit" grouping="t"/>
-                <v:textbox inset="0,0,0,0">
+                <v:textbox inset="0,,0,0">
                   <w:txbxContent>
+                    <w:tbl>
+                      <w:tblPr>
+                        <w:tblStyle w:val="TableGrid"/>
+                        <w:tblW w:w="0" w:type="auto"/>
+                        <w:tblInd w:w="1535" w:type="dxa"/>
+                        <w:tblLook w:val="04A0" w:firstRow="1" w:lastRow="0" w:firstColumn="1" w:lastColumn="0" w:noHBand="0" w:noVBand="1"/>
+                      </w:tblPr>
+                      <w:tblGrid>
+                        <w:gridCol w:w="7767"/>
+                      </w:tblGrid>
+                      <w:tr>
+                        <w:trPr>
+                          <w:cnfStyle w:val="100000000000" w:firstRow="1" w:lastRow="0" w:firstColumn="0" w:lastColumn="0" w:oddVBand="0" w:evenVBand="0" w:oddHBand="0" w:evenHBand="0" w:firstRowFirstColumn="0" w:firstRowLastColumn="0" w:lastRowFirstColumn="0" w:lastRowLastColumn="0"/>
+                          <w:trHeight w:val="567"/>
+                        </w:trPr>
+                        <w:tc>
+                          <w:tcPr>
+                            <w:tcW w:w="7767" w:type="dxa"/>
+                            <w:tcBorders>
+                              <w:top w:val="single" w:sz="4" w:space="0" w:color="auto"/>
+                              <w:left w:val="single" w:sz="4" w:space="0" w:color="auto"/>
+                              <w:bottom w:val="single" w:sz="4" w:space="0" w:color="auto"/>
+                              <w:right w:val="single" w:sz="4" w:space="0" w:color="auto"/>
+                            </w:tcBorders>
+                          </w:tcPr>
+                          <w:p>
+                            <w:pPr>
+                              <w:spacing w:line="216" w:lineRule="auto"/>
+                              <w:jc w:val="center"/>
+                              <w:textAlignment w:val="baseline"/>
+                              <w:rPr>
+                                <w:rFonts w:ascii="Inter" w:eastAsia="Inter" w:hAnsi="Inter" w:cs="Inter"/>
+                                <w:caps/>
+                                <w:color w:val="0E1020" w:themeColor="text1"/>
+                                <w:spacing w:val="32"/>
+                                <w:kern w:val="24"/>
+                                <w:sz w:val="21"/>
+                                <w:szCs w:val="21"/>
+                                <w:lang w:val="en-US"/>
+                              </w:rPr>
+                            </w:pPr>
+                            <w:r>
+                              <w:rPr>
+                                <w:rFonts w:ascii="GT Standard L Extended" w:eastAsia="Inter Medium" w:hAnsi="GT Standard L Extended" w:cs="Inter Medium"/>
+                                <w:caps/>
+                                <w:color w:val="0E1020" w:themeColor="text1"/>
+                                <w:kern w:val="24"/>
+                                <w:position w:val="1"/>
+                                <w:sz w:val="52"/>
+                                <w:szCs w:val="52"/>
+                                <w:lang w:val="fr-FR"/>
+                              </w:rPr>
+                              <w:t>[Titre]</w:t>
+                            </w:r>
+                          </w:p>
+                        </w:tc>
+                      </w:tr>
+                    </w:tbl>
                     <w:p>
                       <w:pPr>
-                        <w:spacing w:line="216" w:lineRule="auto"/>
-                        <w:jc w:val="center"/>
+                        <w:spacing w:after="80"/>
                         <w:textAlignment w:val="baseline"/>
                         <w:rPr>
-                          <w:rFonts w:ascii="GT Standard L Extended" w:eastAsia="Inter Medium" w:hAnsi="GT Standard L Extended" w:cs="Inter Medium"/>
+                          <w:rFonts w:ascii="Inter" w:eastAsia="Inter" w:hAnsi="Inter" w:cs="Inter"/>
+                          <w:b/>
+                          <w:bCs/>
                           <w:caps/>
                           <w:color w:val="0E1020" w:themeColor="text1"/>
+                          <w:spacing w:val="32"/>
                           <w:kern w:val="24"/>
-                          <w:position w:val="1"/>
-                          <w:sz w:val="52"/>
-                          <w:szCs w:val="52"/>
-                          <w:lang w:val="fr-FR"/>
+                          <w:sz w:val="21"/>
+                          <w:szCs w:val="21"/>
+                          <w:lang w:val="en-US"/>
                         </w:rPr>
                       </w:pPr>
-                      <w:r>
-                        <w:rPr>
-                          <w:rFonts w:ascii="GT Standard L Extended" w:eastAsia="Inter Medium" w:hAnsi="GT Standard L Extended" w:cs="Inter Medium"/>
-                          <w:caps/>
-                          <w:color w:val="0E1020" w:themeColor="text1"/>
-                          <w:kern w:val="24"/>
-                          <w:position w:val="1"/>
-                          <w:sz w:val="52"/>
-                          <w:szCs w:val="52"/>
-                          <w:lang w:val="fr-FR"/>
-                        </w:rPr>
-                        <w:t>[titre]</w:t>
-                      </w:r>
                     </w:p>
                   </w:txbxContent>
                 </v:textbox>
@@ -229,10 +315,77 @@
         <w:rPr>
           <w:noProof/>
         </w:rPr>
+        <w:drawing>
+          <wp:anchor distT="0" distB="0" distL="114300" distR="114300" simplePos="0" relativeHeight="251662336" behindDoc="0" locked="0" layoutInCell="1" allowOverlap="1" wp14:anchorId="18F2CD20" wp14:editId="704CF21F">
+            <wp:simplePos x="0" y="0"/>
+            <wp:positionH relativeFrom="column">
+              <wp:posOffset>-603250</wp:posOffset>
+            </wp:positionH>
+            <wp:positionV relativeFrom="paragraph">
+              <wp:posOffset>2107565</wp:posOffset>
+            </wp:positionV>
+            <wp:extent cx="7028815" cy="1884045"/>
+            <wp:effectExtent l="0" t="0" r="635" b="1905"/>
+            <wp:wrapNone/>
+            <wp:docPr id="6" name="Group 15515" descr="preencoded.png">
+              <a:extLst xmlns:a="http://schemas.openxmlformats.org/drawingml/2006/main">
+                <a:ext uri="{FF2B5EF4-FFF2-40B4-BE49-F238E27FC236}">
+                  <a16:creationId xmlns:a16="http://schemas.microsoft.com/office/drawing/2014/main" id="{72CDACAB-F996-85AE-6509-9936932E337A}"/>
+                </a:ext>
+              </a:extLst>
+            </wp:docPr>
+            <wp:cNvGraphicFramePr>
+              <a:graphicFrameLocks xmlns:a="http://schemas.openxmlformats.org/drawingml/2006/main" noChangeAspect="1"/>
+            </wp:cNvGraphicFramePr>
+            <a:graphic xmlns:a="http://schemas.openxmlformats.org/drawingml/2006/main">
+              <a:graphicData uri="http://schemas.openxmlformats.org/drawingml/2006/picture">
+                <pic:pic xmlns:pic="http://schemas.openxmlformats.org/drawingml/2006/picture">
+                  <pic:nvPicPr>
+                    <pic:cNvPr id="6" name="Group 15515" descr="preencoded.png">
+                      <a:extLst>
+                        <a:ext uri="{FF2B5EF4-FFF2-40B4-BE49-F238E27FC236}">
+                          <a16:creationId xmlns:a16="http://schemas.microsoft.com/office/drawing/2014/main" id="{72CDACAB-F996-85AE-6509-9936932E337A}"/>
+                        </a:ext>
+                      </a:extLst>
+                    </pic:cNvPr>
+                    <pic:cNvPicPr>
+                      <a:picLocks noChangeAspect="1"/>
+                    </pic:cNvPicPr>
+                  </pic:nvPicPr>
+                  <pic:blipFill>
+                    <a:blip r:embed="rId13"/>
+                    <a:srcRect/>
+                    <a:stretch/>
+                  </pic:blipFill>
+                  <pic:spPr>
+                    <a:xfrm>
+                      <a:off x="0" y="0"/>
+                      <a:ext cx="7028815" cy="1884045"/>
+                    </a:xfrm>
+                    <a:prstGeom prst="rect">
+                      <a:avLst/>
+                    </a:prstGeom>
+                  </pic:spPr>
+                </pic:pic>
+              </a:graphicData>
+            </a:graphic>
+            <wp14:sizeRelH relativeFrom="margin">
+              <wp14:pctWidth>0</wp14:pctWidth>
+            </wp14:sizeRelH>
+            <wp14:sizeRelV relativeFrom="margin">
+              <wp14:pctHeight>0</wp14:pctHeight>
+            </wp14:sizeRelV>
+          </wp:anchor>
+        </w:drawing>
+      </w:r>
+      <w:r>
+        <w:rPr>
+          <w:noProof/>
+        </w:rPr>
         <mc:AlternateContent>
           <mc:Choice Requires="wps">
             <w:drawing>
-              <wp:anchor distT="0" distB="0" distL="114300" distR="114300" simplePos="0" relativeHeight="251663360" behindDoc="0" locked="0" layoutInCell="1" allowOverlap="1" wp14:anchorId="546A0D4E" wp14:editId="57AA2F9E">
+              <wp:anchor distT="0" distB="0" distL="114300" distR="114300" simplePos="0" relativeHeight="251663360" behindDoc="0" locked="0" layoutInCell="1" allowOverlap="1" wp14:anchorId="546A0D4E" wp14:editId="5385C074">
                 <wp:simplePos x="0" y="0"/>
                 <wp:positionH relativeFrom="column">
                   <wp:posOffset>-432435</wp:posOffset>
@@ -352,7 +505,7 @@
           </mc:Choice>
           <mc:Fallback>
             <w:pict>
-              <v:rect w14:anchorId="546A0D4E" id="Subtitle 2" o:spid="_x0000_s1027" style="position:absolute;margin-left:-34.05pt;margin-top:265.2pt;width:284.9pt;height:39.05pt;z-index:251663360;visibility:visible;mso-wrap-style:square;mso-height-percent:0;mso-wrap-distance-left:9pt;mso-wrap-distance-top:0;mso-wrap-distance-right:9pt;mso-wrap-distance-bottom:0;mso-position-horizontal:absolute;mso-position-horizontal-relative:text;mso-position-vertical:absolute;mso-position-vertical-relative:text;mso-height-percent:0;mso-height-relative:margin;v-text-anchor:bottom" o:gfxdata="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" filled="f" stroked="f">
+              <v:rect w14:anchorId="546A0D4E" id="_x0000_s1027" style="position:absolute;margin-left:-34.05pt;margin-top:265.2pt;width:284.9pt;height:39.05pt;z-index:251663360;visibility:visible;mso-wrap-style:square;mso-height-percent:0;mso-wrap-distance-left:9pt;mso-wrap-distance-top:0;mso-wrap-distance-right:9pt;mso-wrap-distance-bottom:0;mso-position-horizontal:absolute;mso-position-horizontal-relative:text;mso-position-vertical:absolute;mso-position-vertical-relative:text;mso-height-percent:0;mso-height-relative:margin;v-text-anchor:bottom" o:gfxdata="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" filled="f" stroked="f">
                 <o:lock v:ext="edit" grouping="t"/>
                 <v:textbox inset="0,,0,0">
                   <w:txbxContent>
@@ -428,73 +581,6 @@
             </w:pict>
           </mc:Fallback>
         </mc:AlternateContent>
-      </w:r>
-      <w:r>
-        <w:rPr>
-          <w:noProof/>
-        </w:rPr>
-        <w:drawing>
-          <wp:anchor distT="0" distB="0" distL="114300" distR="114300" simplePos="0" relativeHeight="251662336" behindDoc="0" locked="0" layoutInCell="1" allowOverlap="1" wp14:anchorId="18F2CD20" wp14:editId="4037A7CE">
-            <wp:simplePos x="0" y="0"/>
-            <wp:positionH relativeFrom="column">
-              <wp:posOffset>-643890</wp:posOffset>
-            </wp:positionH>
-            <wp:positionV relativeFrom="paragraph">
-              <wp:posOffset>2085340</wp:posOffset>
-            </wp:positionV>
-            <wp:extent cx="7028815" cy="1884045"/>
-            <wp:effectExtent l="0" t="0" r="635" b="1905"/>
-            <wp:wrapNone/>
-            <wp:docPr id="6" name="Group 15515" descr="preencoded.png">
-              <a:extLst xmlns:a="http://schemas.openxmlformats.org/drawingml/2006/main">
-                <a:ext uri="{FF2B5EF4-FFF2-40B4-BE49-F238E27FC236}">
-                  <a16:creationId xmlns:a16="http://schemas.microsoft.com/office/drawing/2014/main" id="{72CDACAB-F996-85AE-6509-9936932E337A}"/>
-                </a:ext>
-              </a:extLst>
-            </wp:docPr>
-            <wp:cNvGraphicFramePr>
-              <a:graphicFrameLocks xmlns:a="http://schemas.openxmlformats.org/drawingml/2006/main" noChangeAspect="1"/>
-            </wp:cNvGraphicFramePr>
-            <a:graphic xmlns:a="http://schemas.openxmlformats.org/drawingml/2006/main">
-              <a:graphicData uri="http://schemas.openxmlformats.org/drawingml/2006/picture">
-                <pic:pic xmlns:pic="http://schemas.openxmlformats.org/drawingml/2006/picture">
-                  <pic:nvPicPr>
-                    <pic:cNvPr id="6" name="Group 15515" descr="preencoded.png">
-                      <a:extLst>
-                        <a:ext uri="{FF2B5EF4-FFF2-40B4-BE49-F238E27FC236}">
-                          <a16:creationId xmlns:a16="http://schemas.microsoft.com/office/drawing/2014/main" id="{72CDACAB-F996-85AE-6509-9936932E337A}"/>
-                        </a:ext>
-                      </a:extLst>
-                    </pic:cNvPr>
-                    <pic:cNvPicPr>
-                      <a:picLocks noChangeAspect="1"/>
-                    </pic:cNvPicPr>
-                  </pic:nvPicPr>
-                  <pic:blipFill>
-                    <a:blip r:embed="rId13"/>
-                    <a:srcRect/>
-                    <a:stretch/>
-                  </pic:blipFill>
-                  <pic:spPr>
-                    <a:xfrm>
-                      <a:off x="0" y="0"/>
-                      <a:ext cx="7028815" cy="1884045"/>
-                    </a:xfrm>
-                    <a:prstGeom prst="rect">
-                      <a:avLst/>
-                    </a:prstGeom>
-                  </pic:spPr>
-                </pic:pic>
-              </a:graphicData>
-            </a:graphic>
-            <wp14:sizeRelH relativeFrom="margin">
-              <wp14:pctWidth>0</wp14:pctWidth>
-            </wp14:sizeRelH>
-            <wp14:sizeRelV relativeFrom="margin">
-              <wp14:pctHeight>0</wp14:pctHeight>
-            </wp14:sizeRelV>
-          </wp:anchor>
-        </w:drawing>
       </w:r>
       <w:r>
         <w:rPr>
@@ -704,8 +790,8 @@
       <w:tblGrid>
         <w:gridCol w:w="1694"/>
         <w:gridCol w:w="3716"/>
-        <w:gridCol w:w="817"/>
-        <w:gridCol w:w="1403"/>
+        <w:gridCol w:w="969"/>
+        <w:gridCol w:w="1251"/>
         <w:gridCol w:w="928"/>
         <w:gridCol w:w="1932"/>
       </w:tblGrid>
@@ -717,7 +803,7 @@
         <w:tc>
           <w:tcPr>
             <w:cnfStyle w:val="001000000000" w:firstRow="0" w:lastRow="0" w:firstColumn="1" w:lastColumn="0" w:oddVBand="0" w:evenVBand="0" w:oddHBand="0" w:evenHBand="0" w:firstRowFirstColumn="0" w:firstRowLastColumn="0" w:lastRowFirstColumn="0" w:lastRowLastColumn="0"/>
-            <w:tcW w:w="1702" w:type="dxa"/>
+            <w:tcW w:w="1694" w:type="dxa"/>
             <w:tcBorders>
               <w:top w:val="none" w:sz="0" w:space="0" w:color="auto"/>
               <w:left w:val="none" w:sz="0" w:space="0" w:color="auto"/>
@@ -750,7 +836,7 @@
         </w:tc>
         <w:tc>
           <w:tcPr>
-            <w:tcW w:w="3751" w:type="dxa"/>
+            <w:tcW w:w="3716" w:type="dxa"/>
             <w:tcBorders>
               <w:top w:val="none" w:sz="0" w:space="0" w:color="auto"/>
               <w:left w:val="none" w:sz="0" w:space="0" w:color="auto"/>
@@ -784,7 +870,7 @@
         </w:tc>
         <w:tc>
           <w:tcPr>
-            <w:tcW w:w="772" w:type="dxa"/>
+            <w:tcW w:w="969" w:type="dxa"/>
             <w:tcBorders>
               <w:top w:val="none" w:sz="0" w:space="0" w:color="auto"/>
               <w:left w:val="none" w:sz="0" w:space="0" w:color="auto"/>
@@ -818,7 +904,7 @@
         </w:tc>
         <w:tc>
           <w:tcPr>
-            <w:tcW w:w="1409" w:type="dxa"/>
+            <w:tcW w:w="1251" w:type="dxa"/>
             <w:tcBorders>
               <w:top w:val="none" w:sz="0" w:space="0" w:color="auto"/>
               <w:left w:val="none" w:sz="0" w:space="0" w:color="auto"/>
@@ -852,7 +938,7 @@
         </w:tc>
         <w:tc>
           <w:tcPr>
-            <w:tcW w:w="913" w:type="dxa"/>
+            <w:tcW w:w="928" w:type="dxa"/>
             <w:tcBorders>
               <w:top w:val="none" w:sz="0" w:space="0" w:color="auto"/>
               <w:left w:val="none" w:sz="0" w:space="0" w:color="auto"/>
@@ -886,7 +972,7 @@
         </w:tc>
         <w:tc>
           <w:tcPr>
-            <w:tcW w:w="1943" w:type="dxa"/>
+            <w:tcW w:w="1932" w:type="dxa"/>
             <w:tcBorders>
               <w:top w:val="none" w:sz="0" w:space="0" w:color="auto"/>
               <w:left w:val="none" w:sz="0" w:space="0" w:color="auto"/>
@@ -927,7 +1013,7 @@
         <w:tc>
           <w:tcPr>
             <w:cnfStyle w:val="001000000000" w:firstRow="0" w:lastRow="0" w:firstColumn="1" w:lastColumn="0" w:oddVBand="0" w:evenVBand="0" w:oddHBand="0" w:evenHBand="0" w:firstRowFirstColumn="0" w:firstRowLastColumn="0" w:lastRowFirstColumn="0" w:lastRowLastColumn="0"/>
-            <w:tcW w:w="1702" w:type="dxa"/>
+            <w:tcW w:w="1694" w:type="dxa"/>
             <w:shd w:val="clear" w:color="auto" w:fill="auto"/>
             <w:vAlign w:val="center"/>
           </w:tcPr>
@@ -977,7 +1063,7 @@
         </w:tc>
         <w:tc>
           <w:tcPr>
-            <w:tcW w:w="3751" w:type="dxa"/>
+            <w:tcW w:w="3716" w:type="dxa"/>
             <w:shd w:val="clear" w:color="auto" w:fill="auto"/>
           </w:tcPr>
           <w:p>
@@ -1033,7 +1119,7 @@
         </w:tc>
         <w:tc>
           <w:tcPr>
-            <w:tcW w:w="772" w:type="dxa"/>
+            <w:tcW w:w="969" w:type="dxa"/>
             <w:shd w:val="clear" w:color="auto" w:fill="auto"/>
             <w:vAlign w:val="center"/>
           </w:tcPr>
@@ -1080,7 +1166,7 @@
         </w:tc>
         <w:tc>
           <w:tcPr>
-            <w:tcW w:w="1409" w:type="dxa"/>
+            <w:tcW w:w="1251" w:type="dxa"/>
             <w:shd w:val="clear" w:color="auto" w:fill="auto"/>
             <w:vAlign w:val="center"/>
           </w:tcPr>
@@ -1127,7 +1213,7 @@
         </w:tc>
         <w:tc>
           <w:tcPr>
-            <w:tcW w:w="913" w:type="dxa"/>
+            <w:tcW w:w="928" w:type="dxa"/>
             <w:shd w:val="clear" w:color="auto" w:fill="auto"/>
             <w:vAlign w:val="center"/>
           </w:tcPr>
@@ -1156,7 +1242,7 @@
         </w:tc>
         <w:tc>
           <w:tcPr>
-            <w:tcW w:w="1943" w:type="dxa"/>
+            <w:tcW w:w="1932" w:type="dxa"/>
             <w:shd w:val="clear" w:color="auto" w:fill="auto"/>
             <w:vAlign w:val="center"/>
           </w:tcPr>
@@ -30118,10 +30204,19 @@
 </file>
 
 <file path=customXml/item1.xml><?xml version="1.0" encoding="utf-8"?>
+<?mso-contentType ?>
+<FormTemplates xmlns="http://schemas.microsoft.com/sharepoint/v3/contenttype/forms">
+  <Display>DocumentLibraryForm</Display>
+  <Edit>DocumentLibraryForm</Edit>
+  <New>DocumentLibraryForm</New>
+</FormTemplates>
+</file>
+
+<file path=customXml/item2.xml><?xml version="1.0" encoding="utf-8"?>
 <b:Sources xmlns:b="http://schemas.openxmlformats.org/officeDocument/2006/bibliography" xmlns="http://schemas.openxmlformats.org/officeDocument/2006/bibliography" SelectedStyle="\APA.XSL" StyleName="APA"/>
 </file>
 
-<file path=customXml/item2.xml><?xml version="1.0" encoding="utf-8"?>
+<file path=customXml/item3.xml><?xml version="1.0" encoding="utf-8"?>
 <p:properties xmlns:p="http://schemas.microsoft.com/office/2006/metadata/properties" xmlns:xsi="http://www.w3.org/2001/XMLSchema-instance" xmlns:pc="http://schemas.microsoft.com/office/infopath/2007/PartnerControls">
   <documentManagement>
     <lcf76f155ced4ddcb4097134ff3c332f xmlns="6a6162f0-2f99-4156-b298-0819cd93f828">
@@ -30134,7 +30229,7 @@
 </p:properties>
 </file>
 
-<file path=customXml/item3.xml><?xml version="1.0" encoding="utf-8"?>
+<file path=customXml/item4.xml><?xml version="1.0" encoding="utf-8"?>
 <ct:contentTypeSchema xmlns:ct="http://schemas.microsoft.com/office/2006/metadata/contentType" xmlns:ma="http://schemas.microsoft.com/office/2006/metadata/properties/metaAttributes" ct:_="" ma:_="" ma:contentTypeName="Document" ma:contentTypeID="0x01010090B6D5804EAEBC46A4764F81DC5BC2B2" ma:contentTypeVersion="29" ma:contentTypeDescription="Create a new document." ma:contentTypeScope="" ma:versionID="9a6d30d91466e26c8f7e6c06fea9e67e">
   <xsd:schema xmlns:xsd="http://www.w3.org/2001/XMLSchema" xmlns:xs="http://www.w3.org/2001/XMLSchema" xmlns:p="http://schemas.microsoft.com/office/2006/metadata/properties" xmlns:ns1="http://schemas.microsoft.com/sharepoint/v3" xmlns:ns2="6a6162f0-2f99-4156-b298-0819cd93f828" xmlns:ns3="9a0956bf-49e0-402e-8c3f-4f912a037848" xmlns:ns4="168e0357-5b39-4600-91c2-bfff6e896513" targetNamespace="http://schemas.microsoft.com/office/2006/metadata/properties" ma:root="true" ma:fieldsID="472f28f98b9ce80f6438b7e01c0ba7b0" ns1:_="" ns2:_="" ns3:_="" ns4:_="">
     <xsd:import namespace="http://schemas.microsoft.com/sharepoint/v3"/>
@@ -30393,16 +30488,15 @@
 </ct:contentTypeSchema>
 </file>
 
-<file path=customXml/item4.xml><?xml version="1.0" encoding="utf-8"?>
-<?mso-contentType ?>
-<FormTemplates xmlns="http://schemas.microsoft.com/sharepoint/v3/contenttype/forms">
-  <Display>DocumentLibraryForm</Display>
-  <Edit>DocumentLibraryForm</Edit>
-  <New>DocumentLibraryForm</New>
-</FormTemplates>
+<file path=customXml/itemProps1.xml><?xml version="1.0" encoding="utf-8"?>
+<ds:datastoreItem xmlns:ds="http://schemas.openxmlformats.org/officeDocument/2006/customXml" ds:itemID="{298B589B-64CB-4063-ABBD-C112BFC5AF82}">
+  <ds:schemaRefs>
+    <ds:schemaRef ds:uri="http://schemas.microsoft.com/sharepoint/v3/contenttype/forms"/>
+  </ds:schemaRefs>
+</ds:datastoreItem>
 </file>
 
-<file path=customXml/itemProps1.xml><?xml version="1.0" encoding="utf-8"?>
+<file path=customXml/itemProps2.xml><?xml version="1.0" encoding="utf-8"?>
 <ds:datastoreItem xmlns:ds="http://schemas.openxmlformats.org/officeDocument/2006/customXml" ds:itemID="{D800941A-6B57-42FF-8651-768816EC5E00}">
   <ds:schemaRefs>
     <ds:schemaRef ds:uri="http://schemas.openxmlformats.org/officeDocument/2006/bibliography"/>
@@ -30410,7 +30504,7 @@
 </ds:datastoreItem>
 </file>
 
-<file path=customXml/itemProps2.xml><?xml version="1.0" encoding="utf-8"?>
+<file path=customXml/itemProps3.xml><?xml version="1.0" encoding="utf-8"?>
 <ds:datastoreItem xmlns:ds="http://schemas.openxmlformats.org/officeDocument/2006/customXml" ds:itemID="{9C8BD802-2B5D-47CD-BA97-148424900097}">
   <ds:schemaRefs>
     <ds:schemaRef ds:uri="http://schemas.microsoft.com/office/2006/metadata/properties"/>
@@ -30422,7 +30516,7 @@
 </ds:datastoreItem>
 </file>
 
-<file path=customXml/itemProps3.xml><?xml version="1.0" encoding="utf-8"?>
+<file path=customXml/itemProps4.xml><?xml version="1.0" encoding="utf-8"?>
 <ds:datastoreItem xmlns:ds="http://schemas.openxmlformats.org/officeDocument/2006/customXml" ds:itemID="{2C025AB3-5AC3-4DC6-82B2-2DA7C74A42C8}">
   <ds:schemaRefs>
     <ds:schemaRef ds:uri="http://schemas.microsoft.com/office/2006/metadata/contentType"/>
@@ -30441,12 +30535,4 @@
     <ds:schemaRef ds:uri="http://schemas.microsoft.com/internal/obd"/>
   </ds:schemaRefs>
 </ds:datastoreItem>
-</file>
-
-<file path=customXml/itemProps4.xml><?xml version="1.0" encoding="utf-8"?>
-<ds:datastoreItem xmlns:ds="http://schemas.openxmlformats.org/officeDocument/2006/customXml" ds:itemID="{298B589B-64CB-4063-ABBD-C112BFC5AF82}">
-  <ds:schemaRefs>
-    <ds:schemaRef ds:uri="http://schemas.microsoft.com/sharepoint/v3/contenttype/forms"/>
-  </ds:schemaRefs>
-</ds:datastoreItem>
 </file>
--- a/auto_bulletin/template5.docx
+++ b/auto_bulletin/template5.docx
@@ -109,7 +109,7 @@
                 <wp:effectExtent l="0" t="0" r="0" b="0"/>
                 <wp:wrapNone/>
                 <wp:docPr id="1648711172" name="Subtitle 2"/>
-                <wp:cNvGraphicFramePr xmlns:a="http://schemas.openxmlformats.org/drawingml/2006/main">
+                <wp:cNvGraphicFramePr>
                   <a:graphicFrameLocks xmlns:a="http://schemas.openxmlformats.org/drawingml/2006/main" noGrp="1"/>
                 </wp:cNvGraphicFramePr>
                 <a:graphic xmlns:a="http://schemas.openxmlformats.org/drawingml/2006/main">
@@ -160,7 +160,9 @@
                                     <w:jc w:val="center"/>
                                     <w:textAlignment w:val="baseline"/>
                                     <w:rPr>
-                                      <w:rFonts w:ascii="Inter" w:eastAsia="Inter" w:hAnsi="Inter" w:cs="Inter"/>
+                                      <w:rFonts w:asciiTheme="minorHAnsi" w:eastAsia="Inter" w:hAnsiTheme="minorHAnsi" w:cstheme="minorHAnsi"/>
+                                      <w:b w:val="0"/>
+                                      <w:bCs w:val="0"/>
                                       <w:caps/>
                                       <w:color w:val="0E1020" w:themeColor="text1"/>
                                       <w:spacing w:val="32"/>
@@ -172,16 +174,35 @@
                                   </w:pPr>
                                   <w:r>
                                     <w:rPr>
-                                      <w:rFonts w:ascii="GT Standard L Extended" w:eastAsia="Inter Medium" w:hAnsi="GT Standard L Extended" w:cs="Inter Medium"/>
-                                      <w:caps/>
-                                      <w:color w:val="0E1020" w:themeColor="text1"/>
-                                      <w:kern w:val="24"/>
-                                      <w:position w:val="1"/>
-                                      <w:sz w:val="52"/>
-                                      <w:szCs w:val="52"/>
+                                      <w:b w:val="0"/>
+                                      <w:bCs w:val="0"/>
+                                      <w:sz w:val="20"/>
+                                      <w:szCs w:val="22"/>
                                       <w:lang w:val="fr-FR"/>
                                     </w:rPr>
-                                    <w:t>[Titre]</w:t>
+                                    <w:t>[</w:t>
+                                  </w:r>
+                                  <w:proofErr w:type="gramStart"/>
+                                  <w:r>
+                                    <w:rPr>
+                                      <w:b w:val="0"/>
+                                      <w:bCs w:val="0"/>
+                                      <w:sz w:val="20"/>
+                                      <w:szCs w:val="22"/>
+                                      <w:lang w:val="fr-FR"/>
+                                    </w:rPr>
+                                    <w:t>titre</w:t>
+                                  </w:r>
+                                  <w:proofErr w:type="gramEnd"/>
+                                  <w:r>
+                                    <w:rPr>
+                                      <w:b w:val="0"/>
+                                      <w:bCs w:val="0"/>
+                                      <w:sz w:val="20"/>
+                                      <w:szCs w:val="22"/>
+                                      <w:lang w:val="fr-FR"/>
+                                    </w:rPr>
+                                    <w:t>]</w:t>
                                   </w:r>
                                 </w:p>
                               </w:tc>
@@ -259,7 +280,9 @@
                               <w:jc w:val="center"/>
                               <w:textAlignment w:val="baseline"/>
                               <w:rPr>
-                                <w:rFonts w:ascii="Inter" w:eastAsia="Inter" w:hAnsi="Inter" w:cs="Inter"/>
+                                <w:rFonts w:asciiTheme="minorHAnsi" w:eastAsia="Inter" w:hAnsiTheme="minorHAnsi" w:cstheme="minorHAnsi"/>
+                                <w:b w:val="0"/>
+                                <w:bCs w:val="0"/>
                                 <w:caps/>
                                 <w:color w:val="0E1020" w:themeColor="text1"/>
                                 <w:spacing w:val="32"/>
@@ -271,16 +294,35 @@
                             </w:pPr>
                             <w:r>
                               <w:rPr>
-                                <w:rFonts w:ascii="GT Standard L Extended" w:eastAsia="Inter Medium" w:hAnsi="GT Standard L Extended" w:cs="Inter Medium"/>
-                                <w:caps/>
-                                <w:color w:val="0E1020" w:themeColor="text1"/>
-                                <w:kern w:val="24"/>
-                                <w:position w:val="1"/>
-                                <w:sz w:val="52"/>
-                                <w:szCs w:val="52"/>
+                                <w:b w:val="0"/>
+                                <w:bCs w:val="0"/>
+                                <w:sz w:val="20"/>
+                                <w:szCs w:val="22"/>
                                 <w:lang w:val="fr-FR"/>
                               </w:rPr>
-                              <w:t>[Titre]</w:t>
+                              <w:t>[</w:t>
+                            </w:r>
+                            <w:proofErr w:type="gramStart"/>
+                            <w:r>
+                              <w:rPr>
+                                <w:b w:val="0"/>
+                                <w:bCs w:val="0"/>
+                                <w:sz w:val="20"/>
+                                <w:szCs w:val="22"/>
+                                <w:lang w:val="fr-FR"/>
+                              </w:rPr>
+                              <w:t>titre</w:t>
+                            </w:r>
+                            <w:proofErr w:type="gramEnd"/>
+                            <w:r>
+                              <w:rPr>
+                                <w:b w:val="0"/>
+                                <w:bCs w:val="0"/>
+                                <w:sz w:val="20"/>
+                                <w:szCs w:val="22"/>
+                                <w:lang w:val="fr-FR"/>
+                              </w:rPr>
+                              <w:t>]</w:t>
                             </w:r>
                           </w:p>
                         </w:tc>
@@ -486,7 +528,37 @@
                                 <w:szCs w:val="21"/>
                                 <w:lang w:val="en-US"/>
                               </w:rPr>
-                              <w:t>[Date]</w:t>
+                              <w:t>[</w:t>
+                            </w:r>
+                            <w:r>
+                              <w:rPr>
+                                <w:rFonts w:ascii="Inter" w:eastAsia="Inter" w:hAnsi="Inter" w:cs="Inter"/>
+                                <w:b/>
+                                <w:bCs/>
+                                <w:caps/>
+                                <w:color w:val="0E1020" w:themeColor="text1"/>
+                                <w:spacing w:val="32"/>
+                                <w:kern w:val="24"/>
+                                <w:sz w:val="21"/>
+                                <w:szCs w:val="21"/>
+                                <w:lang w:val="en-US"/>
+                              </w:rPr>
+                              <w:t>TITRE</w:t>
+                            </w:r>
+                            <w:r>
+                              <w:rPr>
+                                <w:rFonts w:ascii="Inter" w:eastAsia="Inter" w:hAnsi="Inter" w:cs="Inter"/>
+                                <w:b/>
+                                <w:bCs/>
+                                <w:caps/>
+                                <w:color w:val="0E1020" w:themeColor="text1"/>
+                                <w:spacing w:val="32"/>
+                                <w:kern w:val="24"/>
+                                <w:sz w:val="21"/>
+                                <w:szCs w:val="21"/>
+                                <w:lang w:val="en-US"/>
+                              </w:rPr>
+                              <w:t>]</w:t>
                             </w:r>
                           </w:p>
                         </w:txbxContent>
@@ -572,7 +644,37 @@
                           <w:szCs w:val="21"/>
                           <w:lang w:val="en-US"/>
                         </w:rPr>
-                        <w:t>[Date]</w:t>
+                        <w:t>[</w:t>
+                      </w:r>
+                      <w:r>
+                        <w:rPr>
+                          <w:rFonts w:ascii="Inter" w:eastAsia="Inter" w:hAnsi="Inter" w:cs="Inter"/>
+                          <w:b/>
+                          <w:bCs/>
+                          <w:caps/>
+                          <w:color w:val="0E1020" w:themeColor="text1"/>
+                          <w:spacing w:val="32"/>
+                          <w:kern w:val="24"/>
+                          <w:sz w:val="21"/>
+                          <w:szCs w:val="21"/>
+                          <w:lang w:val="en-US"/>
+                        </w:rPr>
+                        <w:t>TITRE</w:t>
+                      </w:r>
+                      <w:r>
+                        <w:rPr>
+                          <w:rFonts w:ascii="Inter" w:eastAsia="Inter" w:hAnsi="Inter" w:cs="Inter"/>
+                          <w:b/>
+                          <w:bCs/>
+                          <w:caps/>
+                          <w:color w:val="0E1020" w:themeColor="text1"/>
+                          <w:spacing w:val="32"/>
+                          <w:kern w:val="24"/>
+                          <w:sz w:val="21"/>
+                          <w:szCs w:val="21"/>
+                          <w:lang w:val="en-US"/>
+                        </w:rPr>
+                        <w:t>]</w:t>
                       </w:r>
                     </w:p>
                   </w:txbxContent>
@@ -30204,19 +30306,6 @@
 </file>
 
 <file path=customXml/item1.xml><?xml version="1.0" encoding="utf-8"?>
-<?mso-contentType ?>
-<FormTemplates xmlns="http://schemas.microsoft.com/sharepoint/v3/contenttype/forms">
-  <Display>DocumentLibraryForm</Display>
-  <Edit>DocumentLibraryForm</Edit>
-  <New>DocumentLibraryForm</New>
-</FormTemplates>
-</file>
-
-<file path=customXml/item2.xml><?xml version="1.0" encoding="utf-8"?>
-<b:Sources xmlns:b="http://schemas.openxmlformats.org/officeDocument/2006/bibliography" xmlns="http://schemas.openxmlformats.org/officeDocument/2006/bibliography" SelectedStyle="\APA.XSL" StyleName="APA"/>
-</file>
-
-<file path=customXml/item3.xml><?xml version="1.0" encoding="utf-8"?>
 <p:properties xmlns:p="http://schemas.microsoft.com/office/2006/metadata/properties" xmlns:xsi="http://www.w3.org/2001/XMLSchema-instance" xmlns:pc="http://schemas.microsoft.com/office/infopath/2007/PartnerControls">
   <documentManagement>
     <lcf76f155ced4ddcb4097134ff3c332f xmlns="6a6162f0-2f99-4156-b298-0819cd93f828">
@@ -30227,6 +30316,19 @@
     <PublishingStartDate xmlns="http://schemas.microsoft.com/sharepoint/v3" xsi:nil="true"/>
   </documentManagement>
 </p:properties>
+</file>
+
+<file path=customXml/item2.xml><?xml version="1.0" encoding="utf-8"?>
+<b:Sources xmlns:b="http://schemas.openxmlformats.org/officeDocument/2006/bibliography" xmlns="http://schemas.openxmlformats.org/officeDocument/2006/bibliography" SelectedStyle="\APA.XSL" StyleName="APA"/>
+</file>
+
+<file path=customXml/item3.xml><?xml version="1.0" encoding="utf-8"?>
+<?mso-contentType ?>
+<FormTemplates xmlns="http://schemas.microsoft.com/sharepoint/v3/contenttype/forms">
+  <Display>DocumentLibraryForm</Display>
+  <Edit>DocumentLibraryForm</Edit>
+  <New>DocumentLibraryForm</New>
+</FormTemplates>
 </file>
 
 <file path=customXml/item4.xml><?xml version="1.0" encoding="utf-8"?>
@@ -30489,9 +30591,13 @@
 </file>
 
 <file path=customXml/itemProps1.xml><?xml version="1.0" encoding="utf-8"?>
-<ds:datastoreItem xmlns:ds="http://schemas.openxmlformats.org/officeDocument/2006/customXml" ds:itemID="{298B589B-64CB-4063-ABBD-C112BFC5AF82}">
+<ds:datastoreItem xmlns:ds="http://schemas.openxmlformats.org/officeDocument/2006/customXml" ds:itemID="{9C8BD802-2B5D-47CD-BA97-148424900097}">
   <ds:schemaRefs>
-    <ds:schemaRef ds:uri="http://schemas.microsoft.com/sharepoint/v3/contenttype/forms"/>
+    <ds:schemaRef ds:uri="http://schemas.microsoft.com/office/2006/metadata/properties"/>
+    <ds:schemaRef ds:uri="http://schemas.microsoft.com/office/infopath/2007/PartnerControls"/>
+    <ds:schemaRef ds:uri="6a6162f0-2f99-4156-b298-0819cd93f828"/>
+    <ds:schemaRef ds:uri="168e0357-5b39-4600-91c2-bfff6e896513"/>
+    <ds:schemaRef ds:uri="http://schemas.microsoft.com/sharepoint/v3"/>
   </ds:schemaRefs>
 </ds:datastoreItem>
 </file>
@@ -30505,13 +30611,9 @@
 </file>
 
 <file path=customXml/itemProps3.xml><?xml version="1.0" encoding="utf-8"?>
-<ds:datastoreItem xmlns:ds="http://schemas.openxmlformats.org/officeDocument/2006/customXml" ds:itemID="{9C8BD802-2B5D-47CD-BA97-148424900097}">
+<ds:datastoreItem xmlns:ds="http://schemas.openxmlformats.org/officeDocument/2006/customXml" ds:itemID="{298B589B-64CB-4063-ABBD-C112BFC5AF82}">
   <ds:schemaRefs>
-    <ds:schemaRef ds:uri="http://schemas.microsoft.com/office/2006/metadata/properties"/>
-    <ds:schemaRef ds:uri="http://schemas.microsoft.com/office/infopath/2007/PartnerControls"/>
-    <ds:schemaRef ds:uri="6a6162f0-2f99-4156-b298-0819cd93f828"/>
-    <ds:schemaRef ds:uri="168e0357-5b39-4600-91c2-bfff6e896513"/>
-    <ds:schemaRef ds:uri="http://schemas.microsoft.com/sharepoint/v3"/>
+    <ds:schemaRef ds:uri="http://schemas.microsoft.com/sharepoint/v3/contenttype/forms"/>
   </ds:schemaRefs>
 </ds:datastoreItem>
 </file>

--- a/auto_bulletin/template5.docx
+++ b/auto_bulletin/template5.docx
@@ -86,6 +86,85 @@
         <w:pStyle w:val="DXCBodyText"/>
       </w:pPr>
     </w:p>
+    <w:tbl>
+      <w:tblPr>
+        <w:tblStyle w:val="TableGrid"/>
+        <w:tblpPr w:leftFromText="180" w:rightFromText="180" w:vertAnchor="text" w:horzAnchor="margin" w:tblpXSpec="center" w:tblpY="24"/>
+        <w:tblW w:w="0" w:type="auto"/>
+        <w:tblLook w:val="04A0" w:firstRow="1" w:lastRow="0" w:firstColumn="1" w:lastColumn="0" w:noHBand="0" w:noVBand="1"/>
+      </w:tblPr>
+      <w:tblGrid>
+        <w:gridCol w:w="7767"/>
+      </w:tblGrid>
+      <w:tr>
+        <w:trPr>
+          <w:cnfStyle w:val="100000000000" w:firstRow="1" w:lastRow="0" w:firstColumn="0" w:lastColumn="0" w:oddVBand="0" w:evenVBand="0" w:oddHBand="0" w:evenHBand="0" w:firstRowFirstColumn="0" w:firstRowLastColumn="0" w:lastRowFirstColumn="0" w:lastRowLastColumn="0"/>
+          <w:trHeight w:val="567"/>
+        </w:trPr>
+        <w:tc>
+          <w:tcPr>
+            <w:tcW w:w="7767" w:type="dxa"/>
+            <w:tcBorders>
+              <w:top w:val="single" w:sz="4" w:space="0" w:color="auto"/>
+              <w:left w:val="single" w:sz="4" w:space="0" w:color="auto"/>
+              <w:bottom w:val="single" w:sz="4" w:space="0" w:color="auto"/>
+              <w:right w:val="single" w:sz="4" w:space="0" w:color="auto"/>
+            </w:tcBorders>
+          </w:tcPr>
+          <w:p>
+            <w:pPr>
+              <w:spacing w:line="216" w:lineRule="auto"/>
+              <w:jc w:val="center"/>
+              <w:textAlignment w:val="baseline"/>
+              <w:rPr>
+                <w:rFonts w:asciiTheme="minorHAnsi" w:eastAsia="Inter" w:hAnsiTheme="minorHAnsi" w:cstheme="minorHAnsi"/>
+                <w:b w:val="0"/>
+                <w:bCs w:val="0"/>
+                <w:caps/>
+                <w:color w:val="0E1020" w:themeColor="text1"/>
+                <w:spacing w:val="32"/>
+                <w:kern w:val="24"/>
+                <w:sz w:val="21"/>
+                <w:szCs w:val="21"/>
+                <w:lang w:val="en-US"/>
+              </w:rPr>
+            </w:pPr>
+            <w:r>
+              <w:rPr>
+                <w:b w:val="0"/>
+                <w:bCs w:val="0"/>
+                <w:sz w:val="20"/>
+                <w:szCs w:val="22"/>
+                <w:lang w:val="fr-FR"/>
+              </w:rPr>
+              <w:t>[</w:t>
+            </w:r>
+            <w:proofErr w:type="gramStart"/>
+            <w:r>
+              <w:rPr>
+                <w:b w:val="0"/>
+                <w:bCs w:val="0"/>
+                <w:sz w:val="20"/>
+                <w:szCs w:val="22"/>
+                <w:lang w:val="fr-FR"/>
+              </w:rPr>
+              <w:t>titre</w:t>
+            </w:r>
+            <w:proofErr w:type="gramEnd"/>
+            <w:r>
+              <w:rPr>
+                <w:b w:val="0"/>
+                <w:bCs w:val="0"/>
+                <w:sz w:val="20"/>
+                <w:szCs w:val="22"/>
+                <w:lang w:val="fr-FR"/>
+              </w:rPr>
+              <w:t>]</w:t>
+            </w:r>
+          </w:p>
+        </w:tc>
+      </w:tr>
+    </w:tbl>
     <w:p>
       <w:pPr>
         <w:pStyle w:val="DXCBodyText"/>
@@ -94,271 +173,8 @@
         <w:rPr>
           <w:noProof/>
         </w:rPr>
-        <mc:AlternateContent>
-          <mc:Choice Requires="wps">
-            <w:drawing>
-              <wp:anchor distT="0" distB="0" distL="114300" distR="114300" simplePos="0" relativeHeight="251665408" behindDoc="0" locked="0" layoutInCell="1" allowOverlap="1" wp14:anchorId="5D61E835" wp14:editId="08EB9CAC">
-                <wp:simplePos x="0" y="0"/>
-                <wp:positionH relativeFrom="column">
-                  <wp:posOffset>-514350</wp:posOffset>
-                </wp:positionH>
-                <wp:positionV relativeFrom="paragraph">
-                  <wp:posOffset>2559685</wp:posOffset>
-                </wp:positionV>
-                <wp:extent cx="6877050" cy="628650"/>
-                <wp:effectExtent l="0" t="0" r="0" b="0"/>
-                <wp:wrapNone/>
-                <wp:docPr id="1648711172" name="Subtitle 2"/>
-                <wp:cNvGraphicFramePr>
-                  <a:graphicFrameLocks xmlns:a="http://schemas.openxmlformats.org/drawingml/2006/main" noGrp="1"/>
-                </wp:cNvGraphicFramePr>
-                <a:graphic xmlns:a="http://schemas.openxmlformats.org/drawingml/2006/main">
-                  <a:graphicData uri="http://schemas.microsoft.com/office/word/2010/wordprocessingShape">
-                    <wps:wsp>
-                      <wps:cNvSpPr>
-                        <a:spLocks noGrp="1"/>
-                      </wps:cNvSpPr>
-                      <wps:spPr>
-                        <a:xfrm>
-                          <a:off x="0" y="0"/>
-                          <a:ext cx="6877050" cy="628650"/>
-                        </a:xfrm>
-                        <a:prstGeom prst="rect">
-                          <a:avLst/>
-                        </a:prstGeom>
-                      </wps:spPr>
-                      <wps:txbx>
-                        <w:txbxContent>
-                          <w:tbl>
-                            <w:tblPr>
-                              <w:tblStyle w:val="TableGrid"/>
-                              <w:tblW w:w="0" w:type="auto"/>
-                              <w:tblInd w:w="1535" w:type="dxa"/>
-                              <w:tblLook w:val="04A0" w:firstRow="1" w:lastRow="0" w:firstColumn="1" w:lastColumn="0" w:noHBand="0" w:noVBand="1"/>
-                            </w:tblPr>
-                            <w:tblGrid>
-                              <w:gridCol w:w="7767"/>
-                            </w:tblGrid>
-                            <w:tr>
-                              <w:trPr>
-                                <w:cnfStyle w:val="100000000000" w:firstRow="1" w:lastRow="0" w:firstColumn="0" w:lastColumn="0" w:oddVBand="0" w:evenVBand="0" w:oddHBand="0" w:evenHBand="0" w:firstRowFirstColumn="0" w:firstRowLastColumn="0" w:lastRowFirstColumn="0" w:lastRowLastColumn="0"/>
-                                <w:trHeight w:val="567"/>
-                              </w:trPr>
-                              <w:tc>
-                                <w:tcPr>
-                                  <w:tcW w:w="7767" w:type="dxa"/>
-                                  <w:tcBorders>
-                                    <w:top w:val="single" w:sz="4" w:space="0" w:color="auto"/>
-                                    <w:left w:val="single" w:sz="4" w:space="0" w:color="auto"/>
-                                    <w:bottom w:val="single" w:sz="4" w:space="0" w:color="auto"/>
-                                    <w:right w:val="single" w:sz="4" w:space="0" w:color="auto"/>
-                                  </w:tcBorders>
-                                </w:tcPr>
-                                <w:p>
-                                  <w:pPr>
-                                    <w:spacing w:line="216" w:lineRule="auto"/>
-                                    <w:jc w:val="center"/>
-                                    <w:textAlignment w:val="baseline"/>
-                                    <w:rPr>
-                                      <w:rFonts w:asciiTheme="minorHAnsi" w:eastAsia="Inter" w:hAnsiTheme="minorHAnsi" w:cstheme="minorHAnsi"/>
-                                      <w:b w:val="0"/>
-                                      <w:bCs w:val="0"/>
-                                      <w:caps/>
-                                      <w:color w:val="0E1020" w:themeColor="text1"/>
-                                      <w:spacing w:val="32"/>
-                                      <w:kern w:val="24"/>
-                                      <w:sz w:val="21"/>
-                                      <w:szCs w:val="21"/>
-                                      <w:lang w:val="en-US"/>
-                                    </w:rPr>
-                                  </w:pPr>
-                                  <w:r>
-                                    <w:rPr>
-                                      <w:b w:val="0"/>
-                                      <w:bCs w:val="0"/>
-                                      <w:sz w:val="20"/>
-                                      <w:szCs w:val="22"/>
-                                      <w:lang w:val="fr-FR"/>
-                                    </w:rPr>
-                                    <w:t>[</w:t>
-                                  </w:r>
-                                  <w:proofErr w:type="gramStart"/>
-                                  <w:r>
-                                    <w:rPr>
-                                      <w:b w:val="0"/>
-                                      <w:bCs w:val="0"/>
-                                      <w:sz w:val="20"/>
-                                      <w:szCs w:val="22"/>
-                                      <w:lang w:val="fr-FR"/>
-                                    </w:rPr>
-                                    <w:t>titre</w:t>
-                                  </w:r>
-                                  <w:proofErr w:type="gramEnd"/>
-                                  <w:r>
-                                    <w:rPr>
-                                      <w:b w:val="0"/>
-                                      <w:bCs w:val="0"/>
-                                      <w:sz w:val="20"/>
-                                      <w:szCs w:val="22"/>
-                                      <w:lang w:val="fr-FR"/>
-                                    </w:rPr>
-                                    <w:t>]</w:t>
-                                  </w:r>
-                                </w:p>
-                              </w:tc>
-                            </w:tr>
-                          </w:tbl>
-                          <w:p>
-                            <w:pPr>
-                              <w:spacing w:after="80"/>
-                              <w:textAlignment w:val="baseline"/>
-                              <w:rPr>
-                                <w:rFonts w:ascii="Inter" w:eastAsia="Inter" w:hAnsi="Inter" w:cs="Inter"/>
-                                <w:b/>
-                                <w:bCs/>
-                                <w:caps/>
-                                <w:color w:val="0E1020" w:themeColor="text1"/>
-                                <w:spacing w:val="32"/>
-                                <w:kern w:val="24"/>
-                                <w:sz w:val="21"/>
-                                <w:szCs w:val="21"/>
-                                <w:lang w:val="en-US"/>
-                              </w:rPr>
-                            </w:pPr>
-                          </w:p>
-                        </w:txbxContent>
-                      </wps:txbx>
-                      <wps:bodyPr vert="horz" wrap="square" lIns="0" tIns="45720" rIns="0" bIns="0" rtlCol="0" anchor="b" anchorCtr="0">
-                        <a:noAutofit/>
-                      </wps:bodyPr>
-                    </wps:wsp>
-                  </a:graphicData>
-                </a:graphic>
-                <wp14:sizeRelH relativeFrom="margin">
-                  <wp14:pctWidth>0</wp14:pctWidth>
-                </wp14:sizeRelH>
-                <wp14:sizeRelV relativeFrom="margin">
-                  <wp14:pctHeight>0</wp14:pctHeight>
-                </wp14:sizeRelV>
-              </wp:anchor>
-            </w:drawing>
-          </mc:Choice>
-          <mc:Fallback>
-            <w:pict>
-              <v:rect w14:anchorId="5D61E835" id="Subtitle 2" o:spid="_x0000_s1026" style="position:absolute;margin-left:-40.5pt;margin-top:201.55pt;width:541.5pt;height:49.5pt;z-index:251665408;visibility:visible;mso-wrap-style:square;mso-width-percent:0;mso-height-percent:0;mso-wrap-distance-left:9pt;mso-wrap-distance-top:0;mso-wrap-distance-right:9pt;mso-wrap-distance-bottom:0;mso-position-horizontal:absolute;mso-position-horizontal-relative:text;mso-position-vertical:absolute;mso-position-vertical-relative:text;mso-width-percent:0;mso-height-percent:0;mso-width-relative:margin;mso-height-relative:margin;v-text-anchor:bottom" o:gfxdata="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" filled="f" stroked="f">
-                <o:lock v:ext="edit" grouping="t"/>
-                <v:textbox inset="0,,0,0">
-                  <w:txbxContent>
-                    <w:tbl>
-                      <w:tblPr>
-                        <w:tblStyle w:val="TableGrid"/>
-                        <w:tblW w:w="0" w:type="auto"/>
-                        <w:tblInd w:w="1535" w:type="dxa"/>
-                        <w:tblLook w:val="04A0" w:firstRow="1" w:lastRow="0" w:firstColumn="1" w:lastColumn="0" w:noHBand="0" w:noVBand="1"/>
-                      </w:tblPr>
-                      <w:tblGrid>
-                        <w:gridCol w:w="7767"/>
-                      </w:tblGrid>
-                      <w:tr>
-                        <w:trPr>
-                          <w:cnfStyle w:val="100000000000" w:firstRow="1" w:lastRow="0" w:firstColumn="0" w:lastColumn="0" w:oddVBand="0" w:evenVBand="0" w:oddHBand="0" w:evenHBand="0" w:firstRowFirstColumn="0" w:firstRowLastColumn="0" w:lastRowFirstColumn="0" w:lastRowLastColumn="0"/>
-                          <w:trHeight w:val="567"/>
-                        </w:trPr>
-                        <w:tc>
-                          <w:tcPr>
-                            <w:tcW w:w="7767" w:type="dxa"/>
-                            <w:tcBorders>
-                              <w:top w:val="single" w:sz="4" w:space="0" w:color="auto"/>
-                              <w:left w:val="single" w:sz="4" w:space="0" w:color="auto"/>
-                              <w:bottom w:val="single" w:sz="4" w:space="0" w:color="auto"/>
-                              <w:right w:val="single" w:sz="4" w:space="0" w:color="auto"/>
-                            </w:tcBorders>
-                          </w:tcPr>
-                          <w:p>
-                            <w:pPr>
-                              <w:spacing w:line="216" w:lineRule="auto"/>
-                              <w:jc w:val="center"/>
-                              <w:textAlignment w:val="baseline"/>
-                              <w:rPr>
-                                <w:rFonts w:asciiTheme="minorHAnsi" w:eastAsia="Inter" w:hAnsiTheme="minorHAnsi" w:cstheme="minorHAnsi"/>
-                                <w:b w:val="0"/>
-                                <w:bCs w:val="0"/>
-                                <w:caps/>
-                                <w:color w:val="0E1020" w:themeColor="text1"/>
-                                <w:spacing w:val="32"/>
-                                <w:kern w:val="24"/>
-                                <w:sz w:val="21"/>
-                                <w:szCs w:val="21"/>
-                                <w:lang w:val="en-US"/>
-                              </w:rPr>
-                            </w:pPr>
-                            <w:r>
-                              <w:rPr>
-                                <w:b w:val="0"/>
-                                <w:bCs w:val="0"/>
-                                <w:sz w:val="20"/>
-                                <w:szCs w:val="22"/>
-                                <w:lang w:val="fr-FR"/>
-                              </w:rPr>
-                              <w:t>[</w:t>
-                            </w:r>
-                            <w:proofErr w:type="gramStart"/>
-                            <w:r>
-                              <w:rPr>
-                                <w:b w:val="0"/>
-                                <w:bCs w:val="0"/>
-                                <w:sz w:val="20"/>
-                                <w:szCs w:val="22"/>
-                                <w:lang w:val="fr-FR"/>
-                              </w:rPr>
-                              <w:t>titre</w:t>
-                            </w:r>
-                            <w:proofErr w:type="gramEnd"/>
-                            <w:r>
-                              <w:rPr>
-                                <w:b w:val="0"/>
-                                <w:bCs w:val="0"/>
-                                <w:sz w:val="20"/>
-                                <w:szCs w:val="22"/>
-                                <w:lang w:val="fr-FR"/>
-                              </w:rPr>
-                              <w:t>]</w:t>
-                            </w:r>
-                          </w:p>
-                        </w:tc>
-                      </w:tr>
-                    </w:tbl>
-                    <w:p>
-                      <w:pPr>
-                        <w:spacing w:after="80"/>
-                        <w:textAlignment w:val="baseline"/>
-                        <w:rPr>
-                          <w:rFonts w:ascii="Inter" w:eastAsia="Inter" w:hAnsi="Inter" w:cs="Inter"/>
-                          <w:b/>
-                          <w:bCs/>
-                          <w:caps/>
-                          <w:color w:val="0E1020" w:themeColor="text1"/>
-                          <w:spacing w:val="32"/>
-                          <w:kern w:val="24"/>
-                          <w:sz w:val="21"/>
-                          <w:szCs w:val="21"/>
-                          <w:lang w:val="en-US"/>
-                        </w:rPr>
-                      </w:pPr>
-                    </w:p>
-                  </w:txbxContent>
-                </v:textbox>
-              </v:rect>
-            </w:pict>
-          </mc:Fallback>
-        </mc:AlternateContent>
-      </w:r>
-      <w:r>
-        <w:rPr>
-          <w:noProof/>
-        </w:rPr>
         <w:drawing>
-          <wp:anchor distT="0" distB="0" distL="114300" distR="114300" simplePos="0" relativeHeight="251662336" behindDoc="0" locked="0" layoutInCell="1" allowOverlap="1" wp14:anchorId="18F2CD20" wp14:editId="704CF21F">
+          <wp:anchor distT="0" distB="0" distL="114300" distR="114300" simplePos="0" relativeHeight="251662336" behindDoc="0" locked="0" layoutInCell="1" allowOverlap="1" wp14:anchorId="18F2CD20" wp14:editId="65237324">
             <wp:simplePos x="0" y="0"/>
             <wp:positionH relativeFrom="column">
               <wp:posOffset>-603250</wp:posOffset>
@@ -577,7 +393,7 @@
           </mc:Choice>
           <mc:Fallback>
             <w:pict>
-              <v:rect w14:anchorId="546A0D4E" id="_x0000_s1027" style="position:absolute;margin-left:-34.05pt;margin-top:265.2pt;width:284.9pt;height:39.05pt;z-index:251663360;visibility:visible;mso-wrap-style:square;mso-height-percent:0;mso-wrap-distance-left:9pt;mso-wrap-distance-top:0;mso-wrap-distance-right:9pt;mso-wrap-distance-bottom:0;mso-position-horizontal:absolute;mso-position-horizontal-relative:text;mso-position-vertical:absolute;mso-position-vertical-relative:text;mso-height-percent:0;mso-height-relative:margin;v-text-anchor:bottom" o:gfxdata="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" filled="f" stroked="f">
+              <v:rect w14:anchorId="546A0D4E" id="Subtitle 2" o:spid="_x0000_s1026" style="position:absolute;margin-left:-34.05pt;margin-top:265.2pt;width:284.9pt;height:39.05pt;z-index:251663360;visibility:visible;mso-wrap-style:square;mso-height-percent:0;mso-wrap-distance-left:9pt;mso-wrap-distance-top:0;mso-wrap-distance-right:9pt;mso-wrap-distance-bottom:0;mso-position-horizontal:absolute;mso-position-horizontal-relative:text;mso-position-vertical:absolute;mso-position-vertical-relative:text;mso-height-percent:0;mso-height-relative:margin;v-text-anchor:bottom" o:gfxdata="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" filled="f" stroked="f">
                 <o:lock v:ext="edit" grouping="t"/>
                 <v:textbox inset="0,,0,0">
                   <w:txbxContent>
@@ -30306,6 +30122,10 @@
 </file>
 
 <file path=customXml/item1.xml><?xml version="1.0" encoding="utf-8"?>
+<b:Sources xmlns:b="http://schemas.openxmlformats.org/officeDocument/2006/bibliography" xmlns="http://schemas.openxmlformats.org/officeDocument/2006/bibliography" SelectedStyle="\APA.XSL" StyleName="APA"/>
+</file>
+
+<file path=customXml/item2.xml><?xml version="1.0" encoding="utf-8"?>
 <p:properties xmlns:p="http://schemas.microsoft.com/office/2006/metadata/properties" xmlns:xsi="http://www.w3.org/2001/XMLSchema-instance" xmlns:pc="http://schemas.microsoft.com/office/infopath/2007/PartnerControls">
   <documentManagement>
     <lcf76f155ced4ddcb4097134ff3c332f xmlns="6a6162f0-2f99-4156-b298-0819cd93f828">
@@ -30318,20 +30138,7 @@
 </p:properties>
 </file>
 
-<file path=customXml/item2.xml><?xml version="1.0" encoding="utf-8"?>
-<b:Sources xmlns:b="http://schemas.openxmlformats.org/officeDocument/2006/bibliography" xmlns="http://schemas.openxmlformats.org/officeDocument/2006/bibliography" SelectedStyle="\APA.XSL" StyleName="APA"/>
-</file>
-
 <file path=customXml/item3.xml><?xml version="1.0" encoding="utf-8"?>
-<?mso-contentType ?>
-<FormTemplates xmlns="http://schemas.microsoft.com/sharepoint/v3/contenttype/forms">
-  <Display>DocumentLibraryForm</Display>
-  <Edit>DocumentLibraryForm</Edit>
-  <New>DocumentLibraryForm</New>
-</FormTemplates>
-</file>
-
-<file path=customXml/item4.xml><?xml version="1.0" encoding="utf-8"?>
 <ct:contentTypeSchema xmlns:ct="http://schemas.microsoft.com/office/2006/metadata/contentType" xmlns:ma="http://schemas.microsoft.com/office/2006/metadata/properties/metaAttributes" ct:_="" ma:_="" ma:contentTypeName="Document" ma:contentTypeID="0x01010090B6D5804EAEBC46A4764F81DC5BC2B2" ma:contentTypeVersion="29" ma:contentTypeDescription="Create a new document." ma:contentTypeScope="" ma:versionID="9a6d30d91466e26c8f7e6c06fea9e67e">
   <xsd:schema xmlns:xsd="http://www.w3.org/2001/XMLSchema" xmlns:xs="http://www.w3.org/2001/XMLSchema" xmlns:p="http://schemas.microsoft.com/office/2006/metadata/properties" xmlns:ns1="http://schemas.microsoft.com/sharepoint/v3" xmlns:ns2="6a6162f0-2f99-4156-b298-0819cd93f828" xmlns:ns3="9a0956bf-49e0-402e-8c3f-4f912a037848" xmlns:ns4="168e0357-5b39-4600-91c2-bfff6e896513" targetNamespace="http://schemas.microsoft.com/office/2006/metadata/properties" ma:root="true" ma:fieldsID="472f28f98b9ce80f6438b7e01c0ba7b0" ns1:_="" ns2:_="" ns3:_="" ns4:_="">
     <xsd:import namespace="http://schemas.microsoft.com/sharepoint/v3"/>
@@ -30590,7 +30397,24 @@
 </ct:contentTypeSchema>
 </file>
 
+<file path=customXml/item4.xml><?xml version="1.0" encoding="utf-8"?>
+<?mso-contentType ?>
+<FormTemplates xmlns="http://schemas.microsoft.com/sharepoint/v3/contenttype/forms">
+  <Display>DocumentLibraryForm</Display>
+  <Edit>DocumentLibraryForm</Edit>
+  <New>DocumentLibraryForm</New>
+</FormTemplates>
+</file>
+
 <file path=customXml/itemProps1.xml><?xml version="1.0" encoding="utf-8"?>
+<ds:datastoreItem xmlns:ds="http://schemas.openxmlformats.org/officeDocument/2006/customXml" ds:itemID="{D800941A-6B57-42FF-8651-768816EC5E00}">
+  <ds:schemaRefs>
+    <ds:schemaRef ds:uri="http://schemas.openxmlformats.org/officeDocument/2006/bibliography"/>
+  </ds:schemaRefs>
+</ds:datastoreItem>
+</file>
+
+<file path=customXml/itemProps2.xml><?xml version="1.0" encoding="utf-8"?>
 <ds:datastoreItem xmlns:ds="http://schemas.openxmlformats.org/officeDocument/2006/customXml" ds:itemID="{9C8BD802-2B5D-47CD-BA97-148424900097}">
   <ds:schemaRefs>
     <ds:schemaRef ds:uri="http://schemas.microsoft.com/office/2006/metadata/properties"/>
@@ -30602,23 +30426,7 @@
 </ds:datastoreItem>
 </file>
 
-<file path=customXml/itemProps2.xml><?xml version="1.0" encoding="utf-8"?>
-<ds:datastoreItem xmlns:ds="http://schemas.openxmlformats.org/officeDocument/2006/customXml" ds:itemID="{D800941A-6B57-42FF-8651-768816EC5E00}">
-  <ds:schemaRefs>
-    <ds:schemaRef ds:uri="http://schemas.openxmlformats.org/officeDocument/2006/bibliography"/>
-  </ds:schemaRefs>
-</ds:datastoreItem>
-</file>
-
 <file path=customXml/itemProps3.xml><?xml version="1.0" encoding="utf-8"?>
-<ds:datastoreItem xmlns:ds="http://schemas.openxmlformats.org/officeDocument/2006/customXml" ds:itemID="{298B589B-64CB-4063-ABBD-C112BFC5AF82}">
-  <ds:schemaRefs>
-    <ds:schemaRef ds:uri="http://schemas.microsoft.com/sharepoint/v3/contenttype/forms"/>
-  </ds:schemaRefs>
-</ds:datastoreItem>
-</file>
-
-<file path=customXml/itemProps4.xml><?xml version="1.0" encoding="utf-8"?>
 <ds:datastoreItem xmlns:ds="http://schemas.openxmlformats.org/officeDocument/2006/customXml" ds:itemID="{2C025AB3-5AC3-4DC6-82B2-2DA7C74A42C8}">
   <ds:schemaRefs>
     <ds:schemaRef ds:uri="http://schemas.microsoft.com/office/2006/metadata/contentType"/>
@@ -30637,4 +30445,12 @@
     <ds:schemaRef ds:uri="http://schemas.microsoft.com/internal/obd"/>
   </ds:schemaRefs>
 </ds:datastoreItem>
+</file>
+
+<file path=customXml/itemProps4.xml><?xml version="1.0" encoding="utf-8"?>
+<ds:datastoreItem xmlns:ds="http://schemas.openxmlformats.org/officeDocument/2006/customXml" ds:itemID="{298B589B-64CB-4063-ABBD-C112BFC5AF82}">
+  <ds:schemaRefs>
+    <ds:schemaRef ds:uri="http://schemas.microsoft.com/sharepoint/v3/contenttype/forms"/>
+  </ds:schemaRefs>
+</ds:datastoreItem>
 </file>
--- a/auto_bulletin/template5.docx
+++ b/auto_bulletin/template5.docx
@@ -89,7 +89,7 @@
     <w:tbl>
       <w:tblPr>
         <w:tblStyle w:val="TableGrid"/>
-        <w:tblpPr w:leftFromText="180" w:rightFromText="180" w:vertAnchor="text" w:horzAnchor="margin" w:tblpXSpec="center" w:tblpY="24"/>
+        <w:tblpPr w:leftFromText="180" w:rightFromText="180" w:vertAnchor="text" w:horzAnchor="margin" w:tblpXSpec="center" w:tblpY="1063"/>
         <w:tblW w:w="0" w:type="auto"/>
         <w:tblLook w:val="04A0" w:firstRow="1" w:lastRow="0" w:firstColumn="1" w:lastColumn="0" w:noHBand="0" w:noVBand="1"/>
       </w:tblPr>
@@ -393,7 +393,7 @@
           </mc:Choice>
           <mc:Fallback>
             <w:pict>
-              <v:rect w14:anchorId="546A0D4E" id="Subtitle 2" o:spid="_x0000_s1026" style="position:absolute;margin-left:-34.05pt;margin-top:265.2pt;width:284.9pt;height:39.05pt;z-index:251663360;visibility:visible;mso-wrap-style:square;mso-height-percent:0;mso-wrap-distance-left:9pt;mso-wrap-distance-top:0;mso-wrap-distance-right:9pt;mso-wrap-distance-bottom:0;mso-position-horizontal:absolute;mso-position-horizontal-relative:text;mso-position-vertical:absolute;mso-position-vertical-relative:text;mso-height-percent:0;mso-height-relative:margin;v-text-anchor:bottom" o:gfxdata="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" filled="f" stroked="f">
+              <v:rect w14:anchorId="546A0D4E" id="Subtitle 2" o:spid="_x0000_s1026" style="position:absolute;margin-left:-34.05pt;margin-top:265.2pt;width:284.9pt;height:39.05pt;z-index:251663360;visibility:visible;mso-wrap-style:square;mso-height-percent:0;mso-wrap-distance-left:9pt;mso-wrap-distance-top:0;mso-wrap-distance-right:9pt;mso-wrap-distance-bottom:0;mso-position-horizontal:absolute;mso-position-horizontal-relative:text;mso-position-vertical:absolute;mso-position-vertical-relative:text;mso-height-percent:0;mso-height-relative:margin;v-text-anchor:bottom" o:gfxdata="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" filled="f" stroked="f">
                 <o:lock v:ext="edit" grouping="t"/>
                 <v:textbox inset="0,,0,0">
                   <w:txbxContent>
@@ -30122,10 +30122,6 @@
 </file>
 
 <file path=customXml/item1.xml><?xml version="1.0" encoding="utf-8"?>
-<b:Sources xmlns:b="http://schemas.openxmlformats.org/officeDocument/2006/bibliography" xmlns="http://schemas.openxmlformats.org/officeDocument/2006/bibliography" SelectedStyle="\APA.XSL" StyleName="APA"/>
-</file>
-
-<file path=customXml/item2.xml><?xml version="1.0" encoding="utf-8"?>
 <p:properties xmlns:p="http://schemas.microsoft.com/office/2006/metadata/properties" xmlns:xsi="http://www.w3.org/2001/XMLSchema-instance" xmlns:pc="http://schemas.microsoft.com/office/infopath/2007/PartnerControls">
   <documentManagement>
     <lcf76f155ced4ddcb4097134ff3c332f xmlns="6a6162f0-2f99-4156-b298-0819cd93f828">
@@ -30138,7 +30134,20 @@
 </p:properties>
 </file>
 
+<file path=customXml/item2.xml><?xml version="1.0" encoding="utf-8"?>
+<b:Sources xmlns:b="http://schemas.openxmlformats.org/officeDocument/2006/bibliography" xmlns="http://schemas.openxmlformats.org/officeDocument/2006/bibliography" SelectedStyle="\APA.XSL" StyleName="APA"/>
+</file>
+
 <file path=customXml/item3.xml><?xml version="1.0" encoding="utf-8"?>
+<?mso-contentType ?>
+<FormTemplates xmlns="http://schemas.microsoft.com/sharepoint/v3/contenttype/forms">
+  <Display>DocumentLibraryForm</Display>
+  <Edit>DocumentLibraryForm</Edit>
+  <New>DocumentLibraryForm</New>
+</FormTemplates>
+</file>
+
+<file path=customXml/item4.xml><?xml version="1.0" encoding="utf-8"?>
 <ct:contentTypeSchema xmlns:ct="http://schemas.microsoft.com/office/2006/metadata/contentType" xmlns:ma="http://schemas.microsoft.com/office/2006/metadata/properties/metaAttributes" ct:_="" ma:_="" ma:contentTypeName="Document" ma:contentTypeID="0x01010090B6D5804EAEBC46A4764F81DC5BC2B2" ma:contentTypeVersion="29" ma:contentTypeDescription="Create a new document." ma:contentTypeScope="" ma:versionID="9a6d30d91466e26c8f7e6c06fea9e67e">
   <xsd:schema xmlns:xsd="http://www.w3.org/2001/XMLSchema" xmlns:xs="http://www.w3.org/2001/XMLSchema" xmlns:p="http://schemas.microsoft.com/office/2006/metadata/properties" xmlns:ns1="http://schemas.microsoft.com/sharepoint/v3" xmlns:ns2="6a6162f0-2f99-4156-b298-0819cd93f828" xmlns:ns3="9a0956bf-49e0-402e-8c3f-4f912a037848" xmlns:ns4="168e0357-5b39-4600-91c2-bfff6e896513" targetNamespace="http://schemas.microsoft.com/office/2006/metadata/properties" ma:root="true" ma:fieldsID="472f28f98b9ce80f6438b7e01c0ba7b0" ns1:_="" ns2:_="" ns3:_="" ns4:_="">
     <xsd:import namespace="http://schemas.microsoft.com/sharepoint/v3"/>
@@ -30397,24 +30406,7 @@
 </ct:contentTypeSchema>
 </file>
 
-<file path=customXml/item4.xml><?xml version="1.0" encoding="utf-8"?>
-<?mso-contentType ?>
-<FormTemplates xmlns="http://schemas.microsoft.com/sharepoint/v3/contenttype/forms">
-  <Display>DocumentLibraryForm</Display>
-  <Edit>DocumentLibraryForm</Edit>
-  <New>DocumentLibraryForm</New>
-</FormTemplates>
-</file>
-
 <file path=customXml/itemProps1.xml><?xml version="1.0" encoding="utf-8"?>
-<ds:datastoreItem xmlns:ds="http://schemas.openxmlformats.org/officeDocument/2006/customXml" ds:itemID="{D800941A-6B57-42FF-8651-768816EC5E00}">
-  <ds:schemaRefs>
-    <ds:schemaRef ds:uri="http://schemas.openxmlformats.org/officeDocument/2006/bibliography"/>
-  </ds:schemaRefs>
-</ds:datastoreItem>
-</file>
-
-<file path=customXml/itemProps2.xml><?xml version="1.0" encoding="utf-8"?>
 <ds:datastoreItem xmlns:ds="http://schemas.openxmlformats.org/officeDocument/2006/customXml" ds:itemID="{9C8BD802-2B5D-47CD-BA97-148424900097}">
   <ds:schemaRefs>
     <ds:schemaRef ds:uri="http://schemas.microsoft.com/office/2006/metadata/properties"/>
@@ -30426,7 +30418,23 @@
 </ds:datastoreItem>
 </file>
 
+<file path=customXml/itemProps2.xml><?xml version="1.0" encoding="utf-8"?>
+<ds:datastoreItem xmlns:ds="http://schemas.openxmlformats.org/officeDocument/2006/customXml" ds:itemID="{D800941A-6B57-42FF-8651-768816EC5E00}">
+  <ds:schemaRefs>
+    <ds:schemaRef ds:uri="http://schemas.openxmlformats.org/officeDocument/2006/bibliography"/>
+  </ds:schemaRefs>
+</ds:datastoreItem>
+</file>
+
 <file path=customXml/itemProps3.xml><?xml version="1.0" encoding="utf-8"?>
+<ds:datastoreItem xmlns:ds="http://schemas.openxmlformats.org/officeDocument/2006/customXml" ds:itemID="{298B589B-64CB-4063-ABBD-C112BFC5AF82}">
+  <ds:schemaRefs>
+    <ds:schemaRef ds:uri="http://schemas.microsoft.com/sharepoint/v3/contenttype/forms"/>
+  </ds:schemaRefs>
+</ds:datastoreItem>
+</file>
+
+<file path=customXml/itemProps4.xml><?xml version="1.0" encoding="utf-8"?>
 <ds:datastoreItem xmlns:ds="http://schemas.openxmlformats.org/officeDocument/2006/customXml" ds:itemID="{2C025AB3-5AC3-4DC6-82B2-2DA7C74A42C8}">
   <ds:schemaRefs>
     <ds:schemaRef ds:uri="http://schemas.microsoft.com/office/2006/metadata/contentType"/>
@@ -30445,12 +30453,4 @@
     <ds:schemaRef ds:uri="http://schemas.microsoft.com/internal/obd"/>
   </ds:schemaRefs>
 </ds:datastoreItem>
-</file>
-
-<file path=customXml/itemProps4.xml><?xml version="1.0" encoding="utf-8"?>
-<ds:datastoreItem xmlns:ds="http://schemas.openxmlformats.org/officeDocument/2006/customXml" ds:itemID="{298B589B-64CB-4063-ABBD-C112BFC5AF82}">
-  <ds:schemaRefs>
-    <ds:schemaRef ds:uri="http://schemas.microsoft.com/sharepoint/v3/contenttype/forms"/>
-  </ds:schemaRefs>
-</ds:datastoreItem>
 </file>